--- a/3P/SIT225_3P.docx
+++ b/3P/SIT225_3P.docx
@@ -1,33 +1,18 @@
 
 <file path=word/document.xml><?xml version="1.0" encoding="utf-8"?>
-<w:document xmlns:wpc="http://schemas.microsoft.com/office/word/2010/wordprocessingCanvas" xmlns:cx="http://schemas.microsoft.com/office/drawing/2014/chartex" xmlns:cx1="http://schemas.microsoft.com/office/drawing/2015/9/8/chartex" xmlns:cx2="http://schemas.microsoft.com/office/drawing/2015/10/21/chartex" xmlns:cx3="http://schemas.microsoft.com/office/drawing/2016/5/9/chartex" xmlns:cx4="http://schemas.microsoft.com/office/drawing/2016/5/10/chartex" xmlns:cx5="http://schemas.microsoft.com/office/drawing/2016/5/11/chartex" xmlns:cx6="http://schemas.microsoft.com/office/drawing/2016/5/12/chartex" xmlns:cx7="http://schemas.microsoft.com/office/drawing/2016/5/13/chartex" xmlns:cx8="http://schemas.microsoft.com/office/drawing/2016/5/14/chartex" xmlns:mc="http://schemas.openxmlformats.org/markup-compatibility/2006" xmlns:aink="http://schemas.microsoft.com/office/drawing/2016/ink" xmlns:am3d="http://schemas.microsoft.com/office/drawing/2017/model3d" xmlns:o="urn:schemas-microsoft-com:office:office" xmlns:oel="http://schemas.microsoft.com/office/2019/extlst" xmlns:r="http://schemas.openxmlformats.org/officeDocument/2006/relationships" xmlns:m="http://schemas.openxmlformats.org/officeDocument/2006/math" xmlns:v="urn:schemas-microsoft-com:vml" xmlns:wp14="http://schemas.microsoft.com/office/word/2010/wordprocessingDrawing" xmlns:wp="http://schemas.openxmlformats.org/drawingml/2006/wordprocessingDrawing" xmlns:w10="urn:schemas-microsoft-com:office:word" xmlns:w="http://schemas.openxmlformats.org/wordprocessingml/2006/main" xmlns:w14="http://schemas.microsoft.com/office/word/2010/wordml" xmlns:w15="http://schemas.microsoft.com/office/word/2012/wordml" xmlns:w16cei="http://schemas.microsoft.com/office/word/2026/wordml/cei" xmlns:w16cex="http://schemas.microsoft.com/office/word/2018/wordml/cex" xmlns:w16cid="http://schemas.microsoft.com/office/word/2016/wordml/cid" xmlns:w16="http://schemas.microsoft.com/office/word/2018/wordml" xmlns:w16du="http://schemas.microsoft.com/office/word/2023/wordml/word16du" xmlns:w16sdtdh="http://schemas.microsoft.com/office/word/2020/wordml/sdtdatahash" xmlns:w16sdtfl="http://schemas.microsoft.com/office/word/2024/wordml/sdtformatlock" xmlns:w16se="http://schemas.microsoft.com/office/word/2015/wordml/symex" xmlns:wpg="http://schemas.microsoft.com/office/word/2010/wordprocessingGroup" xmlns:wpi="http://schemas.microsoft.com/office/word/2010/wordprocessingInk" xmlns:wne="http://schemas.microsoft.com/office/word/2006/wordml" xmlns:wps="http://schemas.microsoft.com/office/word/2010/wordprocessingShape" mc:Ignorable="w14 w15 w16se w16cid w16 w16cex w16sdtdh w16sdtfl w16du wp14">
+<w:document xmlns:wpc="http://schemas.microsoft.com/office/word/2010/wordprocessingCanvas" xmlns:cx="http://schemas.microsoft.com/office/drawing/2014/chartex" xmlns:cx1="http://schemas.microsoft.com/office/drawing/2015/9/8/chartex" xmlns:cx2="http://schemas.microsoft.com/office/drawing/2015/10/21/chartex" xmlns:cx3="http://schemas.microsoft.com/office/drawing/2016/5/9/chartex" xmlns:cx4="http://schemas.microsoft.com/office/drawing/2016/5/10/chartex" xmlns:cx5="http://schemas.microsoft.com/office/drawing/2016/5/11/chartex" xmlns:cx6="http://schemas.microsoft.com/office/drawing/2016/5/12/chartex" xmlns:cx7="http://schemas.microsoft.com/office/drawing/2016/5/13/chartex" xmlns:cx8="http://schemas.microsoft.com/office/drawing/2016/5/14/chartex" xmlns:mc="http://schemas.openxmlformats.org/markup-compatibility/2006" xmlns:aink="http://schemas.microsoft.com/office/drawing/2016/ink" xmlns:am3d="http://schemas.microsoft.com/office/drawing/2017/model3d" xmlns:o="urn:schemas-microsoft-com:office:office" xmlns:oel="http://schemas.microsoft.com/office/2019/extlst" xmlns:r="http://schemas.openxmlformats.org/officeDocument/2006/relationships" xmlns:m="http://schemas.openxmlformats.org/officeDocument/2006/math" xmlns:v="urn:schemas-microsoft-com:vml" xmlns:wp14="http://schemas.microsoft.com/office/word/2010/wordprocessingDrawing" xmlns:wp="http://schemas.openxmlformats.org/drawingml/2006/wordprocessingDrawing" xmlns:w10="urn:schemas-microsoft-com:office:word" xmlns:w="http://schemas.openxmlformats.org/wordprocessingml/2006/main" xmlns:w14="http://schemas.microsoft.com/office/word/2010/wordml" xmlns:w15="http://schemas.microsoft.com/office/word/2012/wordml" xmlns:w16cex="http://schemas.microsoft.com/office/word/2018/wordml/cex" xmlns:w16cid="http://schemas.microsoft.com/office/word/2016/wordml/cid" xmlns:w16="http://schemas.microsoft.com/office/word/2018/wordml" xmlns:w16du="http://schemas.microsoft.com/office/word/2023/wordml/word16du" xmlns:w16sdtdh="http://schemas.microsoft.com/office/word/2020/wordml/sdtdatahash" xmlns:w16sdtfl="http://schemas.microsoft.com/office/word/2024/wordml/sdtformatlock" xmlns:w16se="http://schemas.microsoft.com/office/word/2015/wordml/symex" xmlns:wpg="http://schemas.microsoft.com/office/word/2010/wordprocessingGroup" xmlns:wpi="http://schemas.microsoft.com/office/word/2010/wordprocessingInk" xmlns:wne="http://schemas.microsoft.com/office/word/2006/wordml" xmlns:wps="http://schemas.microsoft.com/office/word/2010/wordprocessingShape" mc:Ignorable="w14 w15 w16se w16cid w16 w16cex w16sdtdh w16sdtfl w16du wp14">
   <w:body>
     <w:p>
       <w:pPr>
         <w:pStyle w:val="1"/>
       </w:pPr>
       <w:r>
-        <w:t>Part A: Peer Feedback Solicitation</w:t>
-      </w:r>
-      <w:r>
-        <w:br w:type="page"/>
-      </w:r>
-    </w:p>
-    <w:p>
-      <w:pPr>
-        <w:pStyle w:val="1"/>
-      </w:pPr>
-      <w:r>
-        <w:lastRenderedPageBreak/>
         <w:t>Part B: GenAI-Assisted Critique</w:t>
       </w:r>
     </w:p>
     <w:p>
       <w:pPr>
         <w:pStyle w:val="2"/>
-        <w:rPr>
-          <w:rFonts w:hint="eastAsia"/>
-        </w:rPr>
       </w:pPr>
       <w:r>
         <w:t>Prompt 1: Protocol Design &amp; Confounding Variables Critique</w:t>
@@ -132,8 +117,46 @@
         <w:widowControl/>
       </w:pPr>
       <w:r>
-        <w:t>What ethical, power dynamic, or privacy gaps might I have overlooked regarding room occupants or family members? Who else could be affected by this data collection? Suggest one additional safeguard to align with Privacy-by-Design principles (ISO 27001).</w:t>
-      </w:r>
+        <w:t xml:space="preserve">What ethical, power dynamic, or privacy gaps might I have overlooked regarding room occupants or family members? Who else could be affected by this data </w:t>
+      </w:r>
+      <w:r>
+        <w:lastRenderedPageBreak/>
+        <w:t>collection? Suggest one additional safeguard to align with Privacy-by-Design principles (ISO 27001).</w:t>
+      </w:r>
+    </w:p>
+    <w:p>
+      <w:pPr>
+        <w:pStyle w:val="2"/>
+      </w:pPr>
+      <w:r>
+        <w:t>Prompt 3: Literature &amp; Methodological Soundness</w:t>
+      </w:r>
+    </w:p>
+    <w:p>
+      <w:pPr>
+        <w:widowControl/>
+      </w:pPr>
+      <w:r>
+        <w:t>I identified a gap in current anti-theft research: existing smartphone/CCTV setups often produce high false-positive rates due to environmental noise or lack multi-sensor verification without continuous cloud dependence. My project tests Multi-Sensor Data Fusion (MSDF) combining PIR spatial detection and IMU acceleration magnitude at 1 Hz.</w:t>
+      </w:r>
+    </w:p>
+    <w:p>
+      <w:pPr>
+        <w:widowControl/>
+      </w:pPr>
+      <w:r>
+        <w:t>What statistical assumptions (e.g., temporal autocorrelation, idle noise normality) should I verify for 1 Hz time-series sensor data? Are there established data fusion frameworks or key papers in IoT physical security I should cite to justify my design?</w:t>
+      </w:r>
+    </w:p>
+    <w:p>
+      <w:pPr>
+        <w:widowControl/>
+      </w:pPr>
+    </w:p>
+    <w:p>
+      <w:pPr>
+        <w:widowControl/>
+      </w:pPr>
       <w:r>
         <w:br w:type="page"/>
       </w:r>
@@ -141,50 +164,6 @@
     <w:p>
       <w:pPr>
         <w:pStyle w:val="2"/>
-      </w:pPr>
-      <w:r>
-        <w:lastRenderedPageBreak/>
-        <w:t>Prompt 3: Literature &amp; Methodological Soundness</w:t>
-      </w:r>
-    </w:p>
-    <w:p>
-      <w:pPr>
-        <w:widowControl/>
-      </w:pPr>
-      <w:r>
-        <w:t>I identified a gap in current anti-theft research: existing smartphone/CCTV setups often produce high false-positive rates due to environmental noise or lack multi-sensor verification without continuous cloud dependence. My project tests Multi-Sensor Data Fusion (MSDF) combining PIR spatial detection and IMU acceleration magnitude at 1 Hz.</w:t>
-      </w:r>
-    </w:p>
-    <w:p>
-      <w:pPr>
-        <w:widowControl/>
-      </w:pPr>
-      <w:r>
-        <w:t>What statistical assumptions (e.g., temporal autocorrelation, idle noise normality) should I verify for 1 Hz time-series sensor data? Are there established data fusion frameworks or key papers in IoT physical security I should cite to justify my design?</w:t>
-      </w:r>
-    </w:p>
-    <w:p>
-      <w:pPr>
-        <w:widowControl/>
-      </w:pPr>
-    </w:p>
-    <w:p>
-      <w:pPr>
-        <w:widowControl/>
-        <w:rPr>
-          <w:rFonts w:hint="eastAsia"/>
-        </w:rPr>
-      </w:pPr>
-      <w:r>
-        <w:br w:type="page"/>
-      </w:r>
-    </w:p>
-    <w:p>
-      <w:pPr>
-        <w:pStyle w:val="2"/>
-        <w:rPr>
-          <w:rFonts w:hint="eastAsia"/>
-        </w:rPr>
       </w:pPr>
       <w:r>
         <w:lastRenderedPageBreak/>
@@ -603,9 +582,6 @@
     <w:p>
       <w:pPr>
         <w:pStyle w:val="2"/>
-        <w:rPr>
-          <w:rFonts w:hint="eastAsia"/>
-        </w:rPr>
       </w:pPr>
       <w:r>
         <w:lastRenderedPageBreak/>
@@ -615,33 +591,21 @@
         <w:rPr>
           <w:rFonts w:hint="eastAsia"/>
         </w:rPr>
-        <w:t xml:space="preserve"> </w:t>
+        <w:t xml:space="preserve"> Two result </w:t>
+      </w:r>
+      <w:r>
+        <w:t>S</w:t>
       </w:r>
       <w:r>
         <w:rPr>
           <w:rFonts w:hint="eastAsia"/>
         </w:rPr>
-        <w:t>Two</w:t>
+        <w:t>ummary</w:t>
       </w:r>
       <w:r>
         <w:rPr>
           <w:rFonts w:hint="eastAsia"/>
         </w:rPr>
-        <w:t xml:space="preserve"> result </w:t>
-      </w:r>
-      <w:r>
-        <w:t>S</w:t>
-      </w:r>
-      <w:r>
-        <w:rPr>
-          <w:rFonts w:hint="eastAsia"/>
-        </w:rPr>
-        <w:t>ummary</w:t>
-      </w:r>
-      <w:r>
-        <w:rPr>
-          <w:rFonts w:hint="eastAsia"/>
-        </w:rPr>
         <w:t xml:space="preserve">: </w:t>
       </w:r>
       <w:r>
@@ -653,10 +617,7 @@
         <w:pStyle w:val="3"/>
       </w:pPr>
       <w:r>
-        <w:t>Key Privacy &amp; Ethical Gaps</w:t>
-      </w:r>
-      <w:r>
-        <w:t xml:space="preserve"> </w:t>
+        <w:t xml:space="preserve">Key Privacy &amp; Ethical Gaps </w:t>
       </w:r>
     </w:p>
     <w:p>
@@ -740,10 +701,7 @@
         <w:pStyle w:val="3"/>
       </w:pPr>
       <w:r>
-        <w:t>Key Privacy-by-Design Safeguard</w:t>
-      </w:r>
-      <w:r>
-        <w:t xml:space="preserve"> </w:t>
+        <w:t xml:space="preserve">Key Privacy-by-Design Safeguard </w:t>
       </w:r>
     </w:p>
     <w:p>
@@ -825,9 +783,6 @@
     <w:p>
       <w:pPr>
         <w:pStyle w:val="2"/>
-        <w:rPr>
-          <w:rFonts w:hint="eastAsia"/>
-        </w:rPr>
       </w:pPr>
       <w:r>
         <w:br w:type="page"/>
@@ -840,19 +795,7 @@
         <w:rPr>
           <w:rFonts w:hint="eastAsia"/>
         </w:rPr>
-        <w:t xml:space="preserve"> </w:t>
-      </w:r>
-      <w:r>
-        <w:rPr>
-          <w:rFonts w:hint="eastAsia"/>
-        </w:rPr>
-        <w:t>Three</w:t>
-      </w:r>
-      <w:r>
-        <w:rPr>
-          <w:rFonts w:hint="eastAsia"/>
-        </w:rPr>
-        <w:t xml:space="preserve"> result </w:t>
+        <w:t xml:space="preserve"> Three result </w:t>
       </w:r>
       <w:r>
         <w:t>S</w:t>
@@ -1324,11 +1267,6 @@
             <w:tcW w:w="1306" w:type="dxa"/>
           </w:tcPr>
           <w:p>
-            <w:pPr>
-              <w:rPr>
-                <w:rFonts w:hint="eastAsia"/>
-              </w:rPr>
-            </w:pPr>
             <w:r>
               <w:t>Prompt / Topic</w:t>
             </w:r>
@@ -1339,11 +1277,6 @@
             <w:tcW w:w="5528" w:type="dxa"/>
           </w:tcPr>
           <w:p>
-            <w:pPr>
-              <w:rPr>
-                <w:rFonts w:hint="eastAsia"/>
-              </w:rPr>
-            </w:pPr>
             <w:r>
               <w:t>GenAI Response (key points)</w:t>
             </w:r>
@@ -1354,11 +1287,6 @@
             <w:tcW w:w="1418" w:type="dxa"/>
           </w:tcPr>
           <w:p>
-            <w:pPr>
-              <w:rPr>
-                <w:rFonts w:hint="eastAsia"/>
-              </w:rPr>
-            </w:pPr>
             <w:r>
               <w:t>Tool used</w:t>
             </w:r>
@@ -1369,11 +1297,6 @@
             <w:tcW w:w="1256" w:type="dxa"/>
           </w:tcPr>
           <w:p>
-            <w:pPr>
-              <w:rPr>
-                <w:rFonts w:hint="eastAsia"/>
-              </w:rPr>
-            </w:pPr>
             <w:r>
               <w:t>Date accessed</w:t>
             </w:r>
@@ -1389,11 +1312,6 @@
             <w:tcW w:w="1306" w:type="dxa"/>
           </w:tcPr>
           <w:p>
-            <w:pPr>
-              <w:rPr>
-                <w:rFonts w:hint="eastAsia"/>
-              </w:rPr>
-            </w:pPr>
             <w:r>
               <w:t>Protocol design critique</w:t>
             </w:r>
@@ -1579,24 +1497,13 @@
               <w:t xml:space="preserve"> theft.</w:t>
             </w:r>
           </w:p>
-          <w:p>
-            <w:pPr>
-              <w:rPr>
-                <w:rFonts w:hint="eastAsia"/>
-              </w:rPr>
-            </w:pPr>
-          </w:p>
+          <w:p/>
         </w:tc>
         <w:tc>
           <w:tcPr>
             <w:tcW w:w="1418" w:type="dxa"/>
           </w:tcPr>
           <w:p>
-            <w:pPr>
-              <w:rPr>
-                <w:rFonts w:hint="eastAsia"/>
-              </w:rPr>
-            </w:pPr>
             <w:r>
               <w:t>Deakin GEM</w:t>
             </w:r>
@@ -1607,11 +1514,6 @@
             <w:tcW w:w="1256" w:type="dxa"/>
           </w:tcPr>
           <w:p>
-            <w:pPr>
-              <w:rPr>
-                <w:rFonts w:hint="eastAsia"/>
-              </w:rPr>
-            </w:pPr>
             <w:r>
               <w:rPr>
                 <w:rFonts w:hint="eastAsia"/>
@@ -1722,7 +1624,6 @@
           <w:p>
             <w:pPr>
               <w:rPr>
-                <w:rFonts w:hint="eastAsia"/>
                 <w:b/>
                 <w:bCs/>
               </w:rPr>
@@ -1745,11 +1646,6 @@
             <w:tcW w:w="1256" w:type="dxa"/>
           </w:tcPr>
           <w:p>
-            <w:pPr>
-              <w:rPr>
-                <w:rFonts w:hint="eastAsia"/>
-              </w:rPr>
-            </w:pPr>
             <w:r>
               <w:rPr>
                 <w:rFonts w:hint="eastAsia"/>
@@ -1891,7 +1787,6 @@
           <w:p>
             <w:pPr>
               <w:rPr>
-                <w:rFonts w:hint="eastAsia"/>
                 <w:b/>
                 <w:bCs/>
               </w:rPr>
@@ -1913,28 +1808,11 @@
             <w:tcW w:w="1256" w:type="dxa"/>
           </w:tcPr>
           <w:p>
-            <w:pPr>
+            <w:r>
               <w:rPr>
                 <w:rFonts w:hint="eastAsia"/>
               </w:rPr>
-            </w:pPr>
-            <w:r>
-              <w:rPr>
-                <w:rFonts w:hint="eastAsia"/>
-              </w:rPr>
-              <w:t>August</w:t>
-            </w:r>
-            <w:r>
-              <w:rPr>
-                <w:rFonts w:hint="eastAsia"/>
-              </w:rPr>
-              <w:t xml:space="preserve"> </w:t>
-            </w:r>
-            <w:r>
-              <w:rPr>
-                <w:rFonts w:hint="eastAsia"/>
-              </w:rPr>
-              <w:t>2026</w:t>
+              <w:t>August 2026</w:t>
             </w:r>
           </w:p>
         </w:tc>
@@ -1969,6 +1847,9 @@
     </w:p>
     <w:p>
       <w:r>
+        <w:rPr>
+          <w:noProof/>
+        </w:rPr>
         <w:drawing>
           <wp:inline distT="0" distB="0" distL="0" distR="0" wp14:anchorId="2D08198F" wp14:editId="2AC95991">
             <wp:extent cx="5274310" cy="2966085"/>
@@ -2006,13 +1887,7 @@
         </w:drawing>
       </w:r>
     </w:p>
-    <w:p>
-      <w:pPr>
-        <w:rPr>
-          <w:rFonts w:hint="eastAsia"/>
-        </w:rPr>
-      </w:pPr>
-    </w:p>
+    <w:p/>
     <w:p>
       <w:pPr>
         <w:widowControl/>
@@ -2023,6 +1898,9 @@
     </w:p>
     <w:p>
       <w:r>
+        <w:rPr>
+          <w:noProof/>
+        </w:rPr>
         <w:lastRenderedPageBreak/>
         <w:drawing>
           <wp:inline distT="0" distB="0" distL="0" distR="0" wp14:anchorId="097DE89F" wp14:editId="3E51C02D">
@@ -2069,6 +1947,9 @@
         <w:br w:type="page"/>
       </w:r>
       <w:r>
+        <w:rPr>
+          <w:noProof/>
+        </w:rPr>
         <w:lastRenderedPageBreak/>
         <w:drawing>
           <wp:inline distT="0" distB="0" distL="0" distR="0" wp14:anchorId="614662D3" wp14:editId="644A28BE">
@@ -2129,12 +2010,10 @@
       </w:r>
     </w:p>
     <w:p>
-      <w:pPr>
-        <w:rPr>
-          <w:rFonts w:hint="eastAsia"/>
-        </w:rPr>
-      </w:pPr>
-      <w:r>
+      <w:r>
+        <w:rPr>
+          <w:noProof/>
+        </w:rPr>
         <w:drawing>
           <wp:inline distT="0" distB="0" distL="0" distR="0" wp14:anchorId="6D645E6E" wp14:editId="33DA3456">
             <wp:extent cx="5274310" cy="2966085"/>
@@ -2177,6 +2056,9 @@
         <w:widowControl/>
       </w:pPr>
       <w:r>
+        <w:rPr>
+          <w:noProof/>
+        </w:rPr>
         <w:lastRenderedPageBreak/>
         <w:drawing>
           <wp:inline distT="0" distB="0" distL="0" distR="0" wp14:anchorId="5DE5F511" wp14:editId="59F778FF">
@@ -2218,9 +2100,6 @@
     <w:p>
       <w:pPr>
         <w:widowControl/>
-        <w:rPr>
-          <w:rFonts w:hint="eastAsia"/>
-        </w:rPr>
       </w:pPr>
     </w:p>
     <w:p>
@@ -2233,6 +2112,9 @@
     </w:p>
     <w:p>
       <w:r>
+        <w:rPr>
+          <w:noProof/>
+        </w:rPr>
         <w:lastRenderedPageBreak/>
         <w:drawing>
           <wp:inline distT="0" distB="0" distL="0" distR="0" wp14:anchorId="05E9B717" wp14:editId="7221A8C5">
@@ -2299,6 +2181,9 @@
     </w:p>
     <w:p>
       <w:r>
+        <w:rPr>
+          <w:noProof/>
+        </w:rPr>
         <w:drawing>
           <wp:inline distT="0" distB="0" distL="0" distR="0" wp14:anchorId="1BA411EE" wp14:editId="03A4C360">
             <wp:extent cx="5274310" cy="2966085"/>
@@ -2338,6 +2223,9 @@
     </w:p>
     <w:p>
       <w:r>
+        <w:rPr>
+          <w:noProof/>
+        </w:rPr>
         <w:lastRenderedPageBreak/>
         <w:drawing>
           <wp:inline distT="0" distB="0" distL="0" distR="0" wp14:anchorId="53BB670C" wp14:editId="19BF2F1B">
@@ -2378,6 +2266,9 @@
     </w:p>
     <w:p>
       <w:r>
+        <w:rPr>
+          <w:noProof/>
+        </w:rPr>
         <w:lastRenderedPageBreak/>
         <w:drawing>
           <wp:inline distT="0" distB="0" distL="0" distR="0" wp14:anchorId="4453B5F6" wp14:editId="28AF2272">
@@ -2418,6 +2309,9 @@
     </w:p>
     <w:p>
       <w:r>
+        <w:rPr>
+          <w:noProof/>
+        </w:rPr>
         <w:lastRenderedPageBreak/>
         <w:drawing>
           <wp:inline distT="0" distB="0" distL="0" distR="0" wp14:anchorId="0147D8E0" wp14:editId="2365D473">
@@ -2459,10 +2353,13 @@
     <w:p>
       <w:pPr>
         <w:rPr>
-          <w:rFonts w:hint="eastAsia"/>
-        </w:rPr>
-      </w:pPr>
-      <w:r>
+          <w:noProof/>
+        </w:rPr>
+      </w:pPr>
+      <w:r>
+        <w:rPr>
+          <w:noProof/>
+        </w:rPr>
         <w:lastRenderedPageBreak/>
         <w:drawing>
           <wp:inline distT="0" distB="0" distL="0" distR="0" wp14:anchorId="460CC32E" wp14:editId="72A88CB5">
@@ -2507,6 +2404,9 @@
         <w:t xml:space="preserve"> </w:t>
       </w:r>
       <w:r>
+        <w:rPr>
+          <w:noProof/>
+        </w:rPr>
         <w:lastRenderedPageBreak/>
         <w:drawing>
           <wp:inline distT="0" distB="0" distL="0" distR="0" wp14:anchorId="37B9D26D" wp14:editId="6ECA71F1">
@@ -2545,6 +2445,1596 @@
         </w:drawing>
       </w:r>
     </w:p>
+    <w:p>
+      <w:pPr>
+        <w:pStyle w:val="1"/>
+        <w:rPr>
+          <w:b/>
+          <w:bCs/>
+          <w:noProof/>
+        </w:rPr>
+      </w:pPr>
+      <w:r>
+        <w:rPr>
+          <w:b/>
+          <w:bCs/>
+          <w:noProof/>
+        </w:rPr>
+        <w:lastRenderedPageBreak/>
+        <w:t xml:space="preserve">Part C: Critical Response Report </w:t>
+      </w:r>
+    </w:p>
+    <w:p>
+      <w:pPr>
+        <w:pStyle w:val="2"/>
+      </w:pPr>
+      <w:r>
+        <w:t>Introduction</w:t>
+      </w:r>
+    </w:p>
+    <w:p>
+      <w:r>
+        <w:t>This report discusses the feedback I received from my peer reviewer, Deven Garg, and two AI tools, Deakin GEM and Microsoft Copilot, about my security system. My original design uses an Arduino board, a PIR motion sensor and an LSM6DS3 accelerometer to detect possible desk theft. My aim was to detect more than 95% of theft events while keeping false alarms below 5%. The sensors were originally set to collect data once every second (1 Hz).</w:t>
+      </w:r>
+    </w:p>
+    <w:p>
+      <w:r>
+        <w:t xml:space="preserve">The feedback helped me find some problems with my original testing plan. </w:t>
+      </w:r>
+      <w:proofErr w:type="gramStart"/>
+      <w:r>
+        <w:t>In particular, I</w:t>
+      </w:r>
+      <w:proofErr w:type="gramEnd"/>
+      <w:r>
+        <w:t xml:space="preserve"> needed to improve the sensor reading speed, deal with environmental noise, improve my privacy plan and make sure my data analysis was suitable for the type of data I collected.</w:t>
+      </w:r>
+    </w:p>
+    <w:p/>
+    <w:p>
+      <w:pPr>
+        <w:pStyle w:val="2"/>
+      </w:pPr>
+      <w:r>
+        <w:t>Feedback Summary &amp; Thematic Analysis</w:t>
+      </w:r>
+    </w:p>
+    <w:tbl>
+      <w:tblPr>
+        <w:tblStyle w:val="ae"/>
+        <w:tblW w:w="0" w:type="auto"/>
+        <w:tblLook w:val="04A0" w:firstRow="1" w:lastRow="0" w:firstColumn="1" w:lastColumn="0" w:noHBand="0" w:noVBand="1"/>
+      </w:tblPr>
+      <w:tblGrid>
+        <w:gridCol w:w="2074"/>
+        <w:gridCol w:w="2074"/>
+        <w:gridCol w:w="2074"/>
+        <w:gridCol w:w="2074"/>
+      </w:tblGrid>
+      <w:tr>
+        <w:tc>
+          <w:tcPr>
+            <w:tcW w:w="2074" w:type="dxa"/>
+          </w:tcPr>
+          <w:p>
+            <w:r>
+              <w:t>Theme</w:t>
+            </w:r>
+          </w:p>
+        </w:tc>
+        <w:tc>
+          <w:tcPr>
+            <w:tcW w:w="2074" w:type="dxa"/>
+          </w:tcPr>
+          <w:p>
+            <w:r>
+              <w:t>Peer feedback</w:t>
+            </w:r>
+          </w:p>
+        </w:tc>
+        <w:tc>
+          <w:tcPr>
+            <w:tcW w:w="2074" w:type="dxa"/>
+          </w:tcPr>
+          <w:p>
+            <w:r>
+              <w:t>AI feedback</w:t>
+            </w:r>
+          </w:p>
+        </w:tc>
+        <w:tc>
+          <w:tcPr>
+            <w:tcW w:w="2074" w:type="dxa"/>
+          </w:tcPr>
+          <w:p>
+            <w:r>
+              <w:t>Consensus?</w:t>
+            </w:r>
+          </w:p>
+        </w:tc>
+      </w:tr>
+      <w:tr>
+        <w:tc>
+          <w:tcPr>
+            <w:tcW w:w="2074" w:type="dxa"/>
+          </w:tcPr>
+          <w:p>
+            <w:r>
+              <w:t>Sampling Rate</w:t>
+            </w:r>
+          </w:p>
+        </w:tc>
+        <w:tc>
+          <w:tcPr>
+            <w:tcW w:w="2074" w:type="dxa"/>
+          </w:tcPr>
+          <w:p>
+            <w:r>
+              <w:t>pointed out that 1 Hz could miss quick desk bumps that last less than one second.</w:t>
+            </w:r>
+          </w:p>
+        </w:tc>
+        <w:tc>
+          <w:tcPr>
+            <w:tcW w:w="2074" w:type="dxa"/>
+          </w:tcPr>
+          <w:p>
+            <w:r>
+              <w:t>reading once per second could miss short movements and suggested increasing the rate to around 10–20 times per second.</w:t>
+            </w:r>
+          </w:p>
+        </w:tc>
+        <w:tc>
+          <w:tcPr>
+            <w:tcW w:w="2074" w:type="dxa"/>
+          </w:tcPr>
+          <w:p>
+            <w:r>
+              <w:rPr>
+                <w:rFonts w:hint="eastAsia"/>
+              </w:rPr>
+              <w:t>yes</w:t>
+            </w:r>
+            <w:r>
+              <w:rPr>
+                <w:rFonts w:hint="eastAsia"/>
+                <w:b/>
+                <w:bCs/>
+              </w:rPr>
+              <w:t>,</w:t>
+            </w:r>
+            <w:r>
+              <w:t xml:space="preserve"> </w:t>
+            </w:r>
+            <w:proofErr w:type="gramStart"/>
+            <w:r>
+              <w:t>Both</w:t>
+            </w:r>
+            <w:proofErr w:type="gramEnd"/>
+            <w:r>
+              <w:t xml:space="preserve"> agree 1 Hz is too slow.</w:t>
+            </w:r>
+          </w:p>
+        </w:tc>
+      </w:tr>
+      <w:tr>
+        <w:tc>
+          <w:tcPr>
+            <w:tcW w:w="2074" w:type="dxa"/>
+          </w:tcPr>
+          <w:p>
+            <w:r>
+              <w:t>Unwanted Noise &amp; Confounders</w:t>
+            </w:r>
+          </w:p>
+        </w:tc>
+        <w:tc>
+          <w:tcPr>
+            <w:tcW w:w="2074" w:type="dxa"/>
+          </w:tcPr>
+          <w:p>
+            <w:r>
+              <w:t>things such as heat drafts and table vibrations could cause false alarms if they are not controlled.</w:t>
+            </w:r>
+          </w:p>
+        </w:tc>
+        <w:tc>
+          <w:tcPr>
+            <w:tcW w:w="2074" w:type="dxa"/>
+          </w:tcPr>
+          <w:p>
+            <w:r>
+              <w:t xml:space="preserve">AI feedback mentioned sunlight, air conditioners and floor vibrations as possible sources of unwanted </w:t>
+            </w:r>
+            <w:r>
+              <w:lastRenderedPageBreak/>
+              <w:t xml:space="preserve">sensor </w:t>
+            </w:r>
+            <w:proofErr w:type="gramStart"/>
+            <w:r>
+              <w:t>readings</w:t>
+            </w:r>
+            <w:proofErr w:type="gramEnd"/>
+            <w:r>
+              <w:t xml:space="preserve">. It also suggested collecting baseline data first. </w:t>
+            </w:r>
+            <w:r>
+              <w:t>first.</w:t>
+            </w:r>
+          </w:p>
+        </w:tc>
+        <w:tc>
+          <w:tcPr>
+            <w:tcW w:w="2074" w:type="dxa"/>
+          </w:tcPr>
+          <w:p>
+            <w:r>
+              <w:lastRenderedPageBreak/>
+              <w:t>Y</w:t>
+            </w:r>
+            <w:r>
+              <w:rPr>
+                <w:rFonts w:hint="eastAsia"/>
+              </w:rPr>
+              <w:t>es,</w:t>
+            </w:r>
+            <w:r>
+              <w:t xml:space="preserve"> </w:t>
+            </w:r>
+            <w:proofErr w:type="gramStart"/>
+            <w:r>
+              <w:t>Both</w:t>
+            </w:r>
+            <w:proofErr w:type="gramEnd"/>
+            <w:r>
+              <w:t xml:space="preserve"> agree </w:t>
+            </w:r>
+            <w:proofErr w:type="gramStart"/>
+            <w:r>
+              <w:t xml:space="preserve">environmental </w:t>
+            </w:r>
+            <w:r>
+              <w:rPr>
+                <w:rFonts w:hint="eastAsia"/>
+              </w:rPr>
+              <w:t xml:space="preserve"> </w:t>
+            </w:r>
+            <w:r>
+              <w:t>noise</w:t>
+            </w:r>
+            <w:proofErr w:type="gramEnd"/>
+            <w:r>
+              <w:t xml:space="preserve"> controls are missing.</w:t>
+            </w:r>
+          </w:p>
+        </w:tc>
+      </w:tr>
+      <w:tr>
+        <w:tc>
+          <w:tcPr>
+            <w:tcW w:w="2074" w:type="dxa"/>
+          </w:tcPr>
+          <w:p>
+            <w:r>
+              <w:t>Privacy &amp; Ethics</w:t>
+            </w:r>
+          </w:p>
+        </w:tc>
+        <w:tc>
+          <w:tcPr>
+            <w:tcW w:w="2074" w:type="dxa"/>
+          </w:tcPr>
+          <w:p>
+            <w:r>
+              <w:t>my original design mentioned “facility managers”, which does not really fit a personal desk setup. He also suggested making consent clearer.</w:t>
+            </w:r>
+          </w:p>
+        </w:tc>
+        <w:tc>
+          <w:tcPr>
+            <w:tcW w:w="2074" w:type="dxa"/>
+          </w:tcPr>
+          <w:p>
+            <w:proofErr w:type="gramStart"/>
+            <w:r>
+              <w:t>movement</w:t>
+            </w:r>
+            <w:proofErr w:type="gramEnd"/>
+            <w:r>
+              <w:t xml:space="preserve"> data could still show information about a person's daily routine, even if no names are recorded.</w:t>
+            </w:r>
+          </w:p>
+        </w:tc>
+        <w:tc>
+          <w:tcPr>
+            <w:tcW w:w="2074" w:type="dxa"/>
+          </w:tcPr>
+          <w:p>
+            <w:r>
+              <w:t>Y</w:t>
+            </w:r>
+            <w:r>
+              <w:rPr>
+                <w:rFonts w:hint="eastAsia"/>
+              </w:rPr>
+              <w:t>es</w:t>
+            </w:r>
+            <w:r>
+              <w:rPr>
+                <w:rFonts w:hint="eastAsia"/>
+                <w:b/>
+                <w:bCs/>
+              </w:rPr>
+              <w:t xml:space="preserve">, </w:t>
+            </w:r>
+            <w:proofErr w:type="gramStart"/>
+            <w:r>
+              <w:t>Both</w:t>
+            </w:r>
+            <w:proofErr w:type="gramEnd"/>
+            <w:r>
+              <w:t xml:space="preserve"> agree that the privacy section needs changes.</w:t>
+            </w:r>
+          </w:p>
+        </w:tc>
+      </w:tr>
+      <w:tr>
+        <w:tc>
+          <w:tcPr>
+            <w:tcW w:w="2074" w:type="dxa"/>
+          </w:tcPr>
+          <w:p>
+            <w:r>
+              <w:t>Math &amp; Literature Support</w:t>
+            </w:r>
+          </w:p>
+        </w:tc>
+        <w:tc>
+          <w:tcPr>
+            <w:tcW w:w="2074" w:type="dxa"/>
+          </w:tcPr>
+          <w:p>
+            <w:r>
+              <w:t>suggested adding more scientific research about security sensors.</w:t>
+            </w:r>
+          </w:p>
+        </w:tc>
+        <w:tc>
+          <w:tcPr>
+            <w:tcW w:w="2074" w:type="dxa"/>
+          </w:tcPr>
+          <w:p>
+            <w:r>
+              <w:t>checking the statistical methods because sensor readings collected over time may be related to each other. It also suggested using research about multi-sensor systems.</w:t>
+            </w:r>
+          </w:p>
+        </w:tc>
+        <w:tc>
+          <w:tcPr>
+            <w:tcW w:w="2074" w:type="dxa"/>
+          </w:tcPr>
+          <w:p>
+            <w:r>
+              <w:t>Y</w:t>
+            </w:r>
+            <w:r>
+              <w:rPr>
+                <w:rFonts w:hint="eastAsia"/>
+              </w:rPr>
+              <w:t xml:space="preserve">es, </w:t>
+            </w:r>
+            <w:proofErr w:type="gramStart"/>
+            <w:r>
+              <w:t>Both</w:t>
+            </w:r>
+            <w:proofErr w:type="gramEnd"/>
+            <w:r>
+              <w:t xml:space="preserve"> agree that more research and statistical support would be useful.</w:t>
+            </w:r>
+          </w:p>
+        </w:tc>
+      </w:tr>
+    </w:tbl>
+    <w:p/>
+    <w:p>
+      <w:pPr>
+        <w:widowControl/>
+      </w:pPr>
+      <w:r>
+        <w:br w:type="page"/>
+      </w:r>
+    </w:p>
+    <w:p>
+      <w:r>
+        <w:lastRenderedPageBreak/>
+        <w:t>Four main issues came out of the feedback:</w:t>
+      </w:r>
+    </w:p>
+    <w:p>
+      <w:pPr>
+        <w:pStyle w:val="a9"/>
+        <w:numPr>
+          <w:ilvl w:val="0"/>
+          <w:numId w:val="20"/>
+        </w:numPr>
+      </w:pPr>
+      <w:r>
+        <w:rPr>
+          <w:b/>
+          <w:bCs/>
+        </w:rPr>
+        <w:t>Slow Reading Speed:</w:t>
+      </w:r>
+      <w:r>
+        <w:t xml:space="preserve"> Both Deven and </w:t>
+      </w:r>
+      <w:r>
+        <w:rPr>
+          <w:rFonts w:hint="eastAsia"/>
+        </w:rPr>
+        <w:t>AI</w:t>
+      </w:r>
+      <w:r>
+        <w:t xml:space="preserve"> said that 1 Hz is too slow for short events. For example, a quick bump lasting 0.2 seconds could happen between two readings and be missed. </w:t>
+      </w:r>
+    </w:p>
+    <w:p>
+      <w:pPr>
+        <w:pStyle w:val="a9"/>
+        <w:numPr>
+          <w:ilvl w:val="0"/>
+          <w:numId w:val="20"/>
+        </w:numPr>
+      </w:pPr>
+      <w:r>
+        <w:rPr>
+          <w:b/>
+          <w:bCs/>
+        </w:rPr>
+        <w:t>Environmental Noise:</w:t>
+      </w:r>
+      <w:r>
+        <w:t xml:space="preserve"> Things such as temperature changes, air conditioning and normal vibrations could affect the sensors and cause false alarms. </w:t>
+      </w:r>
+    </w:p>
+    <w:p>
+      <w:pPr>
+        <w:pStyle w:val="a9"/>
+        <w:numPr>
+          <w:ilvl w:val="0"/>
+          <w:numId w:val="20"/>
+        </w:numPr>
+      </w:pPr>
+      <w:r>
+        <w:rPr>
+          <w:b/>
+          <w:bCs/>
+        </w:rPr>
+        <w:t>Privacy Problems:</w:t>
+      </w:r>
+      <w:r>
+        <w:t xml:space="preserve"> “facility managers” did not fit my home desk situation. The AI feedback also made me think more about how movement timestamps could show when someone is at their desk or away. </w:t>
+      </w:r>
+    </w:p>
+    <w:p>
+      <w:pPr>
+        <w:pStyle w:val="a9"/>
+        <w:numPr>
+          <w:ilvl w:val="0"/>
+          <w:numId w:val="20"/>
+        </w:numPr>
+      </w:pPr>
+      <w:r>
+        <w:rPr>
+          <w:b/>
+          <w:bCs/>
+        </w:rPr>
+        <w:t>Statistical Testing:</w:t>
+      </w:r>
+      <w:r>
+        <w:t xml:space="preserve"> </w:t>
+      </w:r>
+      <w:r>
+        <w:rPr>
+          <w:rFonts w:hint="eastAsia"/>
+        </w:rPr>
+        <w:t>AI</w:t>
+      </w:r>
+      <w:r>
+        <w:t xml:space="preserve"> pointed out that readings taken close together in time may not be completely independent. </w:t>
+      </w:r>
+      <w:r>
+        <w:t>S</w:t>
+      </w:r>
+      <w:r>
+        <w:rPr>
+          <w:rFonts w:hint="eastAsia"/>
+        </w:rPr>
+        <w:t>o might</w:t>
+      </w:r>
+      <w:r>
+        <w:t xml:space="preserve"> need to check this before using some statistical methods.</w:t>
+      </w:r>
+    </w:p>
+    <w:p>
+      <w:pPr>
+        <w:pStyle w:val="2"/>
+      </w:pPr>
+      <w:r>
+        <w:t>Identify Conflicts or Tensions</w:t>
+      </w:r>
+    </w:p>
+    <w:p>
+      <w:r>
+        <w:t>There was some difference between the feedback about how much I should increase the sampling rate.</w:t>
+      </w:r>
+    </w:p>
+    <w:p>
+      <w:r>
+        <w:rPr>
+          <w:rFonts w:hint="eastAsia"/>
+        </w:rPr>
+        <w:t>AI</w:t>
+      </w:r>
+      <w:r>
+        <w:t xml:space="preserve"> suggested increasing the sensor reading rate to between 10 and 50 times per second. However, I also need to consider the time and hardware limits</w:t>
+      </w:r>
+      <w:r>
+        <w:rPr>
+          <w:rFonts w:hint="eastAsia"/>
+        </w:rPr>
+        <w:t>.</w:t>
+      </w:r>
+    </w:p>
+    <w:p>
+      <w:r>
+        <w:rPr>
+          <w:b/>
+          <w:bCs/>
+        </w:rPr>
+        <w:t>My solution:</w:t>
+      </w:r>
+      <w:r>
+        <w:t xml:space="preserve"> I </w:t>
+      </w:r>
+      <w:r>
+        <w:rPr>
+          <w:rFonts w:hint="eastAsia"/>
+        </w:rPr>
+        <w:t xml:space="preserve">think </w:t>
+      </w:r>
+      <w:r>
+        <w:t>I</w:t>
+      </w:r>
+      <w:r>
+        <w:rPr>
+          <w:rFonts w:hint="eastAsia"/>
+        </w:rPr>
+        <w:t xml:space="preserve"> should</w:t>
+      </w:r>
+      <w:r>
+        <w:t xml:space="preserve"> increase the accelerometer to 10 Hz on the Arduino. I will still </w:t>
+      </w:r>
+      <w:r>
+        <w:t>summaries</w:t>
+      </w:r>
+      <w:r>
+        <w:t xml:space="preserve"> the results every second so that I do not create unnecessarily large amounts of stored data.</w:t>
+      </w:r>
+    </w:p>
+    <w:p>
+      <w:pPr>
+        <w:pStyle w:val="2"/>
+      </w:pPr>
+      <w:r>
+        <w:t>Critical Evaluation: Accept / Reject / Revise</w:t>
+      </w:r>
+    </w:p>
+    <w:tbl>
+      <w:tblPr>
+        <w:tblStyle w:val="ae"/>
+        <w:tblW w:w="0" w:type="auto"/>
+        <w:tblLook w:val="04A0" w:firstRow="1" w:lastRow="0" w:firstColumn="1" w:lastColumn="0" w:noHBand="0" w:noVBand="1"/>
+      </w:tblPr>
+      <w:tblGrid>
+        <w:gridCol w:w="2074"/>
+        <w:gridCol w:w="2074"/>
+        <w:gridCol w:w="2074"/>
+        <w:gridCol w:w="2074"/>
+      </w:tblGrid>
+      <w:tr>
+        <w:tc>
+          <w:tcPr>
+            <w:tcW w:w="2074" w:type="dxa"/>
+          </w:tcPr>
+          <w:p>
+            <w:r>
+              <w:t>Feedback Point</w:t>
+            </w:r>
+          </w:p>
+        </w:tc>
+        <w:tc>
+          <w:tcPr>
+            <w:tcW w:w="2074" w:type="dxa"/>
+          </w:tcPr>
+          <w:p>
+            <w:r>
+              <w:t>Your decision (Accept / Reject / Revise)</w:t>
+            </w:r>
+          </w:p>
+        </w:tc>
+        <w:tc>
+          <w:tcPr>
+            <w:tcW w:w="2074" w:type="dxa"/>
+          </w:tcPr>
+          <w:p>
+            <w:r>
+              <w:t>Justification with evidence</w:t>
+            </w:r>
+          </w:p>
+        </w:tc>
+        <w:tc>
+          <w:tcPr>
+            <w:tcW w:w="2074" w:type="dxa"/>
+          </w:tcPr>
+          <w:p>
+            <w:r>
+              <w:t>Literature / source</w:t>
+            </w:r>
+          </w:p>
+        </w:tc>
+      </w:tr>
+      <w:tr>
+        <w:tc>
+          <w:tcPr>
+            <w:tcW w:w="2074" w:type="dxa"/>
+          </w:tcPr>
+          <w:p>
+            <w:r>
+              <w:t>Increase reading speed from 1 Hz to 10 Hz</w:t>
+            </w:r>
+          </w:p>
+        </w:tc>
+        <w:tc>
+          <w:tcPr>
+            <w:tcW w:w="2074" w:type="dxa"/>
+          </w:tcPr>
+          <w:p>
+            <w:r>
+              <w:t>Accept</w:t>
+            </w:r>
+          </w:p>
+        </w:tc>
+        <w:tc>
+          <w:tcPr>
+            <w:tcW w:w="2074" w:type="dxa"/>
+          </w:tcPr>
+          <w:p>
+            <w:r>
+              <w:t xml:space="preserve">At 1 Hz, short bumps could be missed. Increasing it to 10 Hz gives the </w:t>
+            </w:r>
+            <w:r>
+              <w:lastRenderedPageBreak/>
+              <w:t>system more chances to record quick movements.</w:t>
+            </w:r>
+          </w:p>
+        </w:tc>
+        <w:tc>
+          <w:tcPr>
+            <w:tcW w:w="2074" w:type="dxa"/>
+          </w:tcPr>
+          <w:p>
+            <w:r>
+              <w:lastRenderedPageBreak/>
+              <w:t>Deakin GEM</w:t>
+            </w:r>
+            <w:r>
+              <w:rPr>
+                <w:rFonts w:hint="eastAsia"/>
+              </w:rPr>
+              <w:t xml:space="preserve"> AI,</w:t>
+            </w:r>
+            <w:r>
+              <w:t xml:space="preserve"> Deven Garg</w:t>
+            </w:r>
+          </w:p>
+        </w:tc>
+      </w:tr>
+      <w:tr>
+        <w:tc>
+          <w:tcPr>
+            <w:tcW w:w="2074" w:type="dxa"/>
+          </w:tcPr>
+          <w:p>
+            <w:r>
+              <w:t>Fix heat and draft false alarms</w:t>
+            </w:r>
+          </w:p>
+        </w:tc>
+        <w:tc>
+          <w:tcPr>
+            <w:tcW w:w="2074" w:type="dxa"/>
+          </w:tcPr>
+          <w:p>
+            <w:r>
+              <w:t>Revise</w:t>
+            </w:r>
+          </w:p>
+        </w:tc>
+        <w:tc>
+          <w:tcPr>
+            <w:tcW w:w="2074" w:type="dxa"/>
+          </w:tcPr>
+          <w:p>
+            <w:r>
+              <w:t>PIR sensors may react to changes in the environment</w:t>
+            </w:r>
+            <w:r>
+              <w:rPr>
+                <w:rFonts w:hint="eastAsia"/>
+              </w:rPr>
+              <w:t xml:space="preserve">. </w:t>
+            </w:r>
+            <w:r>
+              <w:t>B</w:t>
+            </w:r>
+            <w:r>
+              <w:rPr>
+                <w:rFonts w:hint="eastAsia"/>
+              </w:rPr>
+              <w:t xml:space="preserve">ut I am not sure how </w:t>
+            </w:r>
+            <w:proofErr w:type="spellStart"/>
+            <w:r>
+              <w:rPr>
+                <w:rFonts w:hint="eastAsia"/>
+              </w:rPr>
+              <w:t>sentive</w:t>
+            </w:r>
+            <w:proofErr w:type="spellEnd"/>
+            <w:r>
+              <w:rPr>
+                <w:rFonts w:hint="eastAsia"/>
+              </w:rPr>
+              <w:t xml:space="preserve"> for PIR to </w:t>
+            </w:r>
+            <w:proofErr w:type="gramStart"/>
+            <w:r>
+              <w:rPr>
+                <w:rFonts w:hint="eastAsia"/>
+              </w:rPr>
+              <w:t xml:space="preserve">detect  </w:t>
+            </w:r>
+            <w:r>
+              <w:t>environmen</w:t>
+            </w:r>
+            <w:r>
+              <w:rPr>
+                <w:rFonts w:hint="eastAsia"/>
+              </w:rPr>
+              <w:t>t</w:t>
+            </w:r>
+            <w:proofErr w:type="gramEnd"/>
+            <w:r>
+              <w:rPr>
+                <w:rFonts w:hint="eastAsia"/>
+              </w:rPr>
+              <w:t xml:space="preserve"> such as sunlight.</w:t>
+            </w:r>
+            <w:r>
+              <w:rPr>
+                <w:rFonts w:hint="eastAsia"/>
+              </w:rPr>
+              <w:t xml:space="preserve"> </w:t>
+            </w:r>
+            <w:proofErr w:type="gramStart"/>
+            <w:r>
+              <w:t>T</w:t>
+            </w:r>
+            <w:r>
+              <w:rPr>
+                <w:rFonts w:hint="eastAsia"/>
+              </w:rPr>
+              <w:t>herefore</w:t>
+            </w:r>
+            <w:proofErr w:type="gramEnd"/>
+            <w:r>
+              <w:rPr>
+                <w:rFonts w:hint="eastAsia"/>
+              </w:rPr>
+              <w:t xml:space="preserve"> </w:t>
+            </w:r>
+            <w:r>
+              <w:t>I</w:t>
+            </w:r>
+            <w:r>
+              <w:rPr>
+                <w:rFonts w:hint="eastAsia"/>
+              </w:rPr>
+              <w:t xml:space="preserve"> might need to test under </w:t>
+            </w:r>
+            <w:r>
+              <w:t>different</w:t>
+            </w:r>
+            <w:r>
+              <w:rPr>
+                <w:rFonts w:hint="eastAsia"/>
+              </w:rPr>
+              <w:t xml:space="preserve"> </w:t>
+            </w:r>
+            <w:proofErr w:type="gramStart"/>
+            <w:r>
+              <w:t>environmen</w:t>
+            </w:r>
+            <w:r>
+              <w:rPr>
+                <w:rFonts w:hint="eastAsia"/>
+              </w:rPr>
+              <w:t>t</w:t>
+            </w:r>
+            <w:proofErr w:type="gramEnd"/>
+            <w:r>
+              <w:rPr>
+                <w:rFonts w:hint="eastAsia"/>
+              </w:rPr>
+              <w:t>.</w:t>
+            </w:r>
+            <w:r>
+              <w:rPr>
+                <w:rFonts w:hint="eastAsia"/>
+              </w:rPr>
+              <w:t xml:space="preserve"> </w:t>
+            </w:r>
+          </w:p>
+        </w:tc>
+        <w:tc>
+          <w:tcPr>
+            <w:tcW w:w="2074" w:type="dxa"/>
+          </w:tcPr>
+          <w:p/>
+        </w:tc>
+      </w:tr>
+      <w:tr>
+        <w:tc>
+          <w:tcPr>
+            <w:tcW w:w="2074" w:type="dxa"/>
+          </w:tcPr>
+          <w:p>
+            <w:r>
+              <w:t>Shorten data storage time</w:t>
+            </w:r>
+          </w:p>
+        </w:tc>
+        <w:tc>
+          <w:tcPr>
+            <w:tcW w:w="2074" w:type="dxa"/>
+          </w:tcPr>
+          <w:p>
+            <w:r>
+              <w:t>Accept</w:t>
+            </w:r>
+          </w:p>
+        </w:tc>
+        <w:tc>
+          <w:tcPr>
+            <w:tcW w:w="2074" w:type="dxa"/>
+          </w:tcPr>
+          <w:p>
+            <w:r>
+              <w:t>Keeping raw sensor data for 7 days is more than I need. I will delete the raw data after 48 hours to reduce privacy risks.</w:t>
+            </w:r>
+          </w:p>
+        </w:tc>
+        <w:tc>
+          <w:tcPr>
+            <w:tcW w:w="2074" w:type="dxa"/>
+          </w:tcPr>
+          <w:p>
+            <w:r>
+              <w:t xml:space="preserve">ISO </w:t>
+            </w:r>
+            <w:proofErr w:type="gramStart"/>
+            <w:r>
+              <w:t>27001</w:t>
+            </w:r>
+            <w:r>
+              <w:rPr>
+                <w:rFonts w:hint="eastAsia"/>
+              </w:rPr>
+              <w:t xml:space="preserve">, </w:t>
+            </w:r>
+            <w:r>
+              <w:t xml:space="preserve"> Deakin</w:t>
+            </w:r>
+            <w:proofErr w:type="gramEnd"/>
+            <w:r>
+              <w:t xml:space="preserve"> GEM</w:t>
+            </w:r>
+          </w:p>
+        </w:tc>
+      </w:tr>
+      <w:tr>
+        <w:tc>
+          <w:tcPr>
+            <w:tcW w:w="2074" w:type="dxa"/>
+          </w:tcPr>
+          <w:p>
+            <w:r>
+              <w:t>Fix wrong user roles</w:t>
+            </w:r>
+          </w:p>
+        </w:tc>
+        <w:tc>
+          <w:tcPr>
+            <w:tcW w:w="2074" w:type="dxa"/>
+          </w:tcPr>
+          <w:p>
+            <w:r>
+              <w:t>Accept</w:t>
+            </w:r>
+          </w:p>
+        </w:tc>
+        <w:tc>
+          <w:tcPr>
+            <w:tcW w:w="2074" w:type="dxa"/>
+          </w:tcPr>
+          <w:p>
+            <w:r>
+              <w:t>I removed references to “facility managers” because the system is designed for a personal desk rather than a facility.</w:t>
+            </w:r>
+          </w:p>
+        </w:tc>
+        <w:tc>
+          <w:tcPr>
+            <w:tcW w:w="2074" w:type="dxa"/>
+          </w:tcPr>
+          <w:p>
+            <w:r>
+              <w:t>Deven Garg</w:t>
+            </w:r>
+          </w:p>
+        </w:tc>
+      </w:tr>
+      <w:tr>
+        <w:tc>
+          <w:tcPr>
+            <w:tcW w:w="2074" w:type="dxa"/>
+          </w:tcPr>
+          <w:p>
+            <w:r>
+              <w:t>Add statistical independence tests</w:t>
+            </w:r>
+          </w:p>
+        </w:tc>
+        <w:tc>
+          <w:tcPr>
+            <w:tcW w:w="2074" w:type="dxa"/>
+          </w:tcPr>
+          <w:p>
+            <w:r>
+              <w:t>Accept</w:t>
+            </w:r>
+          </w:p>
+        </w:tc>
+        <w:tc>
+          <w:tcPr>
+            <w:tcW w:w="2074" w:type="dxa"/>
+          </w:tcPr>
+          <w:p>
+            <w:r>
+              <w:t xml:space="preserve">Sensor readings collected over time can be </w:t>
+            </w:r>
+            <w:r>
+              <w:lastRenderedPageBreak/>
+              <w:t>related to each other. I will use checks such as ACF and the Ljung-Box test before interpreting the data.</w:t>
+            </w:r>
+          </w:p>
+        </w:tc>
+        <w:tc>
+          <w:tcPr>
+            <w:tcW w:w="2074" w:type="dxa"/>
+          </w:tcPr>
+          <w:p>
+            <w:r>
+              <w:lastRenderedPageBreak/>
+              <w:t>Microsoft Copilot</w:t>
+            </w:r>
+          </w:p>
+        </w:tc>
+      </w:tr>
+      <w:tr>
+        <w:tc>
+          <w:tcPr>
+            <w:tcW w:w="2074" w:type="dxa"/>
+          </w:tcPr>
+          <w:p>
+            <w:r>
+              <w:t>Add 3 accelerometers across the desk</w:t>
+            </w:r>
+          </w:p>
+        </w:tc>
+        <w:tc>
+          <w:tcPr>
+            <w:tcW w:w="2074" w:type="dxa"/>
+          </w:tcPr>
+          <w:p>
+            <w:r>
+              <w:t>Reject</w:t>
+            </w:r>
+          </w:p>
+        </w:tc>
+        <w:tc>
+          <w:tcPr>
+            <w:tcW w:w="2074" w:type="dxa"/>
+          </w:tcPr>
+          <w:p>
+            <w:r>
+              <w:t>Three sensors would add more wiring, testing and setup work than I can reasonably manage</w:t>
+            </w:r>
+            <w:r>
+              <w:rPr>
+                <w:rFonts w:hint="eastAsia"/>
+              </w:rPr>
+              <w:t xml:space="preserve">. </w:t>
+            </w:r>
+            <w:r>
+              <w:t>A</w:t>
+            </w:r>
+            <w:r>
+              <w:rPr>
+                <w:rFonts w:hint="eastAsia"/>
+              </w:rPr>
+              <w:t xml:space="preserve">lso </w:t>
+            </w:r>
+            <w:r>
+              <w:t>don’t</w:t>
+            </w:r>
+            <w:r>
+              <w:rPr>
+                <w:rFonts w:hint="eastAsia"/>
+              </w:rPr>
+              <w:t xml:space="preserve"> </w:t>
+            </w:r>
+            <w:r>
+              <w:t>have</w:t>
+            </w:r>
+            <w:r>
+              <w:rPr>
+                <w:rFonts w:hint="eastAsia"/>
+              </w:rPr>
+              <w:t xml:space="preserve"> </w:t>
+            </w:r>
+            <w:r>
+              <w:rPr>
+                <w:rFonts w:hint="eastAsia"/>
+              </w:rPr>
+              <w:t>enough</w:t>
+            </w:r>
+            <w:r>
+              <w:rPr>
+                <w:rFonts w:hint="eastAsia"/>
+              </w:rPr>
+              <w:t xml:space="preserve"> budget</w:t>
+            </w:r>
+            <w:r>
+              <w:rPr>
+                <w:rFonts w:hint="eastAsia"/>
+              </w:rPr>
+              <w:t xml:space="preserve"> to buy more sensor</w:t>
+            </w:r>
+            <w:r>
+              <w:rPr>
+                <w:rFonts w:hint="eastAsia"/>
+              </w:rPr>
+              <w:t>.</w:t>
+            </w:r>
+          </w:p>
+        </w:tc>
+        <w:tc>
+          <w:tcPr>
+            <w:tcW w:w="2074" w:type="dxa"/>
+          </w:tcPr>
+          <w:p>
+            <w:r>
+              <w:t>Feasibility limits</w:t>
+            </w:r>
+          </w:p>
+        </w:tc>
+      </w:tr>
+    </w:tbl>
+    <w:p>
+      <w:pPr>
+        <w:rPr>
+          <w:b/>
+          <w:bCs/>
+        </w:rPr>
+      </w:pPr>
+      <w:r>
+        <w:rPr>
+          <w:b/>
+          <w:bCs/>
+        </w:rPr>
+        <w:t>1. Faster Sensor Reading Speed (Accept)</w:t>
+      </w:r>
+    </w:p>
+    <w:p>
+      <w:r>
+        <w:t>Both my peer reviewer and the AI feedback pointed out that 1 Hz is too slow for my experiment. A desk bump can happen very quickly, possibly in less than 0.3 seconds. If the sensor only takes one reading every second, there is a chance that the movement will not be recorded properly.</w:t>
+      </w:r>
+    </w:p>
+    <w:p>
+      <w:r>
+        <w:t>Because of this, I changed the accelerometer sampling rate from 1 Hz to 10 Hz. This means the board can collect more readings during a short movement and gives me more information to work with.</w:t>
+      </w:r>
+    </w:p>
+    <w:p>
+      <w:pPr>
+        <w:rPr>
+          <w:b/>
+          <w:bCs/>
+        </w:rPr>
+      </w:pPr>
+      <w:r>
+        <w:rPr>
+          <w:b/>
+          <w:bCs/>
+        </w:rPr>
+        <w:t>2. Controlling Environmental Noise (</w:t>
+      </w:r>
+      <w:r>
+        <w:t>Revise</w:t>
+      </w:r>
+      <w:r>
+        <w:rPr>
+          <w:b/>
+          <w:bCs/>
+        </w:rPr>
+        <w:t>)</w:t>
+      </w:r>
+    </w:p>
+    <w:p>
+      <w:r>
+        <w:t>The feedback also made me think more about environmental factors. Changes caused by sunlight, heaters or air conditioning could affect the PIR sensor, while the accelerometer may also pick up normal vibrations.</w:t>
+      </w:r>
+    </w:p>
+    <w:p>
+      <w:r>
+        <w:t>To deal with this, I will collect</w:t>
+      </w:r>
+      <w:r>
+        <w:rPr>
+          <w:rFonts w:hint="eastAsia"/>
+        </w:rPr>
+        <w:t xml:space="preserve"> </w:t>
+      </w:r>
+      <w:r>
+        <w:t>baseline data before starting the main experiment. This will give me an idea of the normal sensor readings in the room. I can then use this information when setting the alarm thresholds.</w:t>
+      </w:r>
+    </w:p>
+    <w:p>
+      <w:pPr>
+        <w:rPr>
+          <w:b/>
+          <w:bCs/>
+        </w:rPr>
+      </w:pPr>
+      <w:r>
+        <w:rPr>
+          <w:b/>
+          <w:bCs/>
+        </w:rPr>
+        <w:lastRenderedPageBreak/>
+        <w:t>3. Better Data Privacy (Accep</w:t>
+      </w:r>
+      <w:r>
+        <w:rPr>
+          <w:rFonts w:hint="eastAsia"/>
+          <w:b/>
+          <w:bCs/>
+        </w:rPr>
+        <w:t>t</w:t>
+      </w:r>
+      <w:r>
+        <w:rPr>
+          <w:b/>
+          <w:bCs/>
+        </w:rPr>
+        <w:t>)</w:t>
+      </w:r>
+    </w:p>
+    <w:p>
+      <w:r>
+        <w:t xml:space="preserve">Deven pointed out that my original privacy section included “facility managers”, which does not fit my project because it is designed for a personal. I changed the roles to </w:t>
+      </w:r>
+      <w:r>
+        <w:t>Main Desk User and Room Occupants.</w:t>
+      </w:r>
+    </w:p>
+    <w:p>
+      <w:r>
+        <w:t>I also changed how long data is kept. Raw sensor data will now be deleted after 48 hours instead of 7 days. Daily summaries will be kept for 30 days instead of 90 days. This reduces the amount of information stored about people's movements.</w:t>
+      </w:r>
+    </w:p>
+    <w:p>
+      <w:pPr>
+        <w:rPr>
+          <w:b/>
+          <w:bCs/>
+        </w:rPr>
+      </w:pPr>
+      <w:r>
+        <w:rPr>
+          <w:b/>
+          <w:bCs/>
+        </w:rPr>
+        <w:t>4. Math Tests and Sensor Array (Accept &amp; Reject)</w:t>
+      </w:r>
+    </w:p>
+    <w:p>
+      <w:r>
+        <w:t>Copilot pointed out that sensor readings collected one after another may be related to previous readings. I accepted the suggestion to check this using statistical tests such as autocorrelation.</w:t>
+      </w:r>
+    </w:p>
+    <w:p>
+      <w:r>
+        <w:t xml:space="preserve">However, I decided not to use three separate accelerometers. Although this could provide more information about movement across the desk, it would also make the hardware </w:t>
+      </w:r>
+      <w:proofErr w:type="gramStart"/>
+      <w:r>
+        <w:t>setup</w:t>
+      </w:r>
+      <w:proofErr w:type="gramEnd"/>
+      <w:r>
+        <w:t xml:space="preserve"> and testing more complicated.</w:t>
+      </w:r>
+    </w:p>
+    <w:p>
+      <w:pPr>
+        <w:pStyle w:val="2"/>
+      </w:pPr>
+      <w:r>
+        <w:t>Protocol Revision Summary</w:t>
+      </w:r>
+    </w:p>
+    <w:p>
+      <w:pPr>
+        <w:rPr>
+          <w:b/>
+          <w:bCs/>
+        </w:rPr>
+      </w:pPr>
+      <w:r>
+        <w:rPr>
+          <w:b/>
+          <w:bCs/>
+        </w:rPr>
+        <w:t>Original Plan</w:t>
+      </w:r>
+    </w:p>
+    <w:p>
+      <w:pPr>
+        <w:pStyle w:val="a9"/>
+        <w:numPr>
+          <w:ilvl w:val="0"/>
+          <w:numId w:val="23"/>
+        </w:numPr>
+      </w:pPr>
+      <w:r>
+        <w:rPr>
+          <w:b/>
+          <w:bCs/>
+        </w:rPr>
+        <w:t>Sensor Reading:</w:t>
+      </w:r>
+      <w:r>
+        <w:t xml:space="preserve"> 1 Hz (once per second) for all sensors. </w:t>
+      </w:r>
+    </w:p>
+    <w:p>
+      <w:pPr>
+        <w:pStyle w:val="a9"/>
+        <w:numPr>
+          <w:ilvl w:val="0"/>
+          <w:numId w:val="23"/>
+        </w:numPr>
+      </w:pPr>
+      <w:r>
+        <w:rPr>
+          <w:b/>
+          <w:bCs/>
+        </w:rPr>
+        <w:t>Hypotheses:</w:t>
+      </w:r>
+      <w:r>
+        <w:t xml:space="preserve"> I originally thought 1 Hz data would be enough to distinguish short bumps from theft using simple averages. </w:t>
+      </w:r>
+    </w:p>
+    <w:p>
+      <w:pPr>
+        <w:pStyle w:val="a9"/>
+        <w:numPr>
+          <w:ilvl w:val="0"/>
+          <w:numId w:val="23"/>
+        </w:numPr>
+      </w:pPr>
+      <w:r>
+        <w:rPr>
+          <w:b/>
+          <w:bCs/>
+        </w:rPr>
+        <w:t>Privacy:</w:t>
+      </w:r>
+      <w:r>
+        <w:t xml:space="preserve"> Raw data was stored for 7 days and summaries for 90 days. The design also included “facility managers”, which did not fit the intended setup.</w:t>
+      </w:r>
+    </w:p>
+    <w:p>
+      <w:pPr>
+        <w:rPr>
+          <w:b/>
+          <w:bCs/>
+        </w:rPr>
+      </w:pPr>
+      <w:r>
+        <w:rPr>
+          <w:b/>
+          <w:bCs/>
+        </w:rPr>
+        <w:t>Change</w:t>
+      </w:r>
+      <w:r>
+        <w:rPr>
+          <w:rFonts w:hint="eastAsia"/>
+          <w:b/>
+          <w:bCs/>
+        </w:rPr>
+        <w:t>:</w:t>
+      </w:r>
+    </w:p>
+    <w:p>
+      <w:pPr>
+        <w:pStyle w:val="a9"/>
+        <w:numPr>
+          <w:ilvl w:val="0"/>
+          <w:numId w:val="25"/>
+        </w:numPr>
+      </w:pPr>
+      <w:r>
+        <w:rPr>
+          <w:b/>
+          <w:bCs/>
+        </w:rPr>
+        <w:t>Sensor Reading:</w:t>
+      </w:r>
+      <w:r>
+        <w:t xml:space="preserve"> The accelerometer will now run at 10 Hz so that quick movements are less likely to be missed. The PIR sensor will remain at 1 Hz. </w:t>
+      </w:r>
+    </w:p>
+    <w:p>
+      <w:r>
+        <w:rPr>
+          <w:b/>
+          <w:bCs/>
+        </w:rPr>
+        <w:t>New Hypotheses:</w:t>
+      </w:r>
+      <w:r>
+        <w:t xml:space="preserve"> </w:t>
+      </w:r>
+    </w:p>
+    <w:p>
+      <w:pPr>
+        <w:ind w:left="720"/>
+      </w:pPr>
+      <w:r>
+        <w:rPr>
+          <w:b/>
+          <w:bCs/>
+        </w:rPr>
+        <w:t>H1:</w:t>
+      </w:r>
+      <w:r>
+        <w:t xml:space="preserve"> Combining PIR motion data with 10 Hz accelerometer data will keep false alarms below 5% while maintaining detection above 95%. </w:t>
+      </w:r>
+    </w:p>
+    <w:p>
+      <w:pPr>
+        <w:ind w:left="720"/>
+      </w:pPr>
+      <w:r>
+        <w:rPr>
+          <w:b/>
+          <w:bCs/>
+        </w:rPr>
+        <w:lastRenderedPageBreak/>
+        <w:t>H2:</w:t>
+      </w:r>
+      <w:r>
+        <w:t xml:space="preserve"> Bumps will produce short spikes lasting less than 0.3 seconds, while theft-related movement will be more continuous and last longer than 0.5 seconds. The 10 Hz sampling rate should make this difference easier to identify. </w:t>
+      </w:r>
+    </w:p>
+    <w:p>
+      <w:pPr>
+        <w:pStyle w:val="a9"/>
+        <w:numPr>
+          <w:ilvl w:val="0"/>
+          <w:numId w:val="25"/>
+        </w:numPr>
+      </w:pPr>
+      <w:r>
+        <w:rPr>
+          <w:b/>
+          <w:bCs/>
+        </w:rPr>
+        <w:t>Privacy Updates:</w:t>
+      </w:r>
+      <w:r>
+        <w:t xml:space="preserve"> The stakeholders are now the desk user and other people sharing the room, such as housemates or coworkers. Raw data will be deleted after 48 hours and daily summaries after 30 days. </w:t>
+      </w:r>
+    </w:p>
+    <w:p>
+      <w:pPr>
+        <w:pStyle w:val="a9"/>
+        <w:numPr>
+          <w:ilvl w:val="0"/>
+          <w:numId w:val="25"/>
+        </w:numPr>
+      </w:pPr>
+      <w:r>
+        <w:rPr>
+          <w:b/>
+          <w:bCs/>
+        </w:rPr>
+        <w:t>Analysis Updates:</w:t>
+      </w:r>
+      <w:r>
+        <w:t xml:space="preserve"> statistical checks for the time-series data and added research to support the use of multiple sensors.</w:t>
+      </w:r>
+    </w:p>
+    <w:p>
+      <w:pPr>
+        <w:pStyle w:val="2"/>
+      </w:pPr>
+      <w:r>
+        <w:t>Reflection: Evaluative Judgement &amp; Professional Growth</w:t>
+      </w:r>
+    </w:p>
+    <w:p>
+      <w:r>
+        <w:t xml:space="preserve">The feedback from my </w:t>
+      </w:r>
+      <w:proofErr w:type="gramStart"/>
+      <w:r>
+        <w:t>peer</w:t>
+      </w:r>
+      <w:proofErr w:type="gramEnd"/>
+      <w:r>
+        <w:t xml:space="preserve"> and the AI tools helped me find problems that I had not noticed in my original design.</w:t>
+      </w:r>
+    </w:p>
+    <w:p>
+      <w:r>
+        <w:t xml:space="preserve">At first, I thought 1 Hz was enough because it would reduce memory and power use. After looking at the feedback, I </w:t>
+      </w:r>
+      <w:proofErr w:type="spellStart"/>
+      <w:r>
+        <w:t>realised</w:t>
+      </w:r>
+      <w:proofErr w:type="spellEnd"/>
+      <w:r>
+        <w:t xml:space="preserve"> that this could </w:t>
+      </w:r>
+      <w:proofErr w:type="gramStart"/>
+      <w:r>
+        <w:t>actually make</w:t>
+      </w:r>
+      <w:proofErr w:type="gramEnd"/>
+      <w:r>
+        <w:t xml:space="preserve"> it difficult to detect short bumps. I changed the accelerometer to 10 Hz so that more of these quick movements can be recorded.</w:t>
+      </w:r>
+    </w:p>
+    <w:p>
+      <w:r>
+        <w:t>I also decided not to follow the suggestion of using three accelerometers. Although having more sensors could give me more information, it would make the project harder to build and test within the</w:t>
+      </w:r>
+      <w:r>
+        <w:rPr>
+          <w:rFonts w:hint="eastAsia"/>
+        </w:rPr>
+        <w:t xml:space="preserve"> </w:t>
+      </w:r>
+      <w:r>
+        <w:t>time limit. This helped me understand that a good research idea also needs to be realistic for the available time and hardware.</w:t>
+      </w:r>
+    </w:p>
+    <w:p>
+      <w:r>
+        <w:t xml:space="preserve">The privacy feedback was also useful. I originally focused mainly on names and personal information, but I </w:t>
+      </w:r>
+      <w:proofErr w:type="spellStart"/>
+      <w:r>
+        <w:t>realised</w:t>
+      </w:r>
+      <w:proofErr w:type="spellEnd"/>
+      <w:r>
+        <w:t xml:space="preserve"> that sensor timestamps can also tell us something about a person's routine. For example, they could show when someone is usually at their desk or away from it. Because of this, I reduced the amount of time that sensor data is stored and changed the user roles in my design. This made me think more carefully about privacy when designing a real-world system.</w:t>
+      </w:r>
+    </w:p>
+    <w:p>
+      <w:r>
+        <w:lastRenderedPageBreak/>
+        <w:t xml:space="preserve">Acknowledgement of GenAI Use </w:t>
+      </w:r>
+    </w:p>
+    <w:p>
+      <w:r>
+        <w:t xml:space="preserve">Per Deakin policy, include an Acknowledgements section: </w:t>
+      </w:r>
+    </w:p>
+    <w:p>
+      <w:r>
+        <w:t xml:space="preserve">"This response report was developed with assistance from the following approved Deakin </w:t>
+      </w:r>
+      <w:proofErr w:type="spellStart"/>
+      <w:r>
+        <w:t>genAI</w:t>
+      </w:r>
+      <w:proofErr w:type="spellEnd"/>
+      <w:r>
+        <w:t xml:space="preserve"> tools: </w:t>
+      </w:r>
+    </w:p>
+    <w:p>
+      <w:r>
+        <w:t xml:space="preserve">• Deakin GEM (accessed </w:t>
+      </w:r>
+      <w:r>
+        <w:t>September</w:t>
+      </w:r>
+      <w:r>
+        <w:t xml:space="preserve"> 2026): Used to generate structured critique on protocol design and confounding variables (3 iterations). </w:t>
+      </w:r>
+    </w:p>
+    <w:p>
+      <w:r>
+        <w:t xml:space="preserve">• Microsoft Copilot for web (accessed </w:t>
+      </w:r>
+      <w:r>
+        <w:t>September</w:t>
+      </w:r>
+      <w:r>
+        <w:t xml:space="preserve"> 2026): Used to </w:t>
+      </w:r>
+      <w:proofErr w:type="spellStart"/>
+      <w:r>
+        <w:t>summarise</w:t>
+      </w:r>
+      <w:proofErr w:type="spellEnd"/>
+      <w:r>
+        <w:t xml:space="preserve"> ASHRAE comfort standards and identify relevant literature. </w:t>
+      </w:r>
+    </w:p>
+    <w:p>
+      <w:r>
+        <w:t xml:space="preserve">All </w:t>
+      </w:r>
+      <w:proofErr w:type="spellStart"/>
+      <w:r>
+        <w:t>genAI</w:t>
+      </w:r>
+      <w:proofErr w:type="spellEnd"/>
+      <w:r>
+        <w:t xml:space="preserve">-generated suggestions were critically evaluated and integrated only </w:t>
+      </w:r>
+      <w:proofErr w:type="gramStart"/>
+      <w:r>
+        <w:t>where</w:t>
+      </w:r>
+      <w:proofErr w:type="gramEnd"/>
+      <w:r>
+        <w:t xml:space="preserve"> supported by evidence or peer consensus. The final design, decisions, and justifications are my own."</w:t>
+      </w:r>
+    </w:p>
     <w:sectPr>
       <w:pgSz w:w="11906" w:h="16838"/>
       <w:pgMar w:top="1440" w:right="1800" w:bottom="1440" w:left="1800" w:header="851" w:footer="992" w:gutter="0"/>
@@ -2556,7 +4046,7 @@
 </file>
 
 <file path=word/numbering.xml><?xml version="1.0" encoding="utf-8"?>
-<w:numbering xmlns:wpc="http://schemas.microsoft.com/office/word/2010/wordprocessingCanvas" xmlns:cx="http://schemas.microsoft.com/office/drawing/2014/chartex" xmlns:cx1="http://schemas.microsoft.com/office/drawing/2015/9/8/chartex" xmlns:cx2="http://schemas.microsoft.com/office/drawing/2015/10/21/chartex" xmlns:cx3="http://schemas.microsoft.com/office/drawing/2016/5/9/chartex" xmlns:cx4="http://schemas.microsoft.com/office/drawing/2016/5/10/chartex" xmlns:cx5="http://schemas.microsoft.com/office/drawing/2016/5/11/chartex" xmlns:cx6="http://schemas.microsoft.com/office/drawing/2016/5/12/chartex" xmlns:cx7="http://schemas.microsoft.com/office/drawing/2016/5/13/chartex" xmlns:cx8="http://schemas.microsoft.com/office/drawing/2016/5/14/chartex" xmlns:mc="http://schemas.openxmlformats.org/markup-compatibility/2006" xmlns:aink="http://schemas.microsoft.com/office/drawing/2016/ink" xmlns:am3d="http://schemas.microsoft.com/office/drawing/2017/model3d" xmlns:o="urn:schemas-microsoft-com:office:office" xmlns:oel="http://schemas.microsoft.com/office/2019/extlst" xmlns:r="http://schemas.openxmlformats.org/officeDocument/2006/relationships" xmlns:m="http://schemas.openxmlformats.org/officeDocument/2006/math" xmlns:v="urn:schemas-microsoft-com:vml" xmlns:wp14="http://schemas.microsoft.com/office/word/2010/wordprocessingDrawing" xmlns:wp="http://schemas.openxmlformats.org/drawingml/2006/wordprocessingDrawing" xmlns:w10="urn:schemas-microsoft-com:office:word" xmlns:w="http://schemas.openxmlformats.org/wordprocessingml/2006/main" xmlns:w14="http://schemas.microsoft.com/office/word/2010/wordml" xmlns:w15="http://schemas.microsoft.com/office/word/2012/wordml" xmlns:w16cei="http://schemas.microsoft.com/office/word/2026/wordml/cei" xmlns:w16cex="http://schemas.microsoft.com/office/word/2018/wordml/cex" xmlns:w16cid="http://schemas.microsoft.com/office/word/2016/wordml/cid" xmlns:w16="http://schemas.microsoft.com/office/word/2018/wordml" xmlns:w16du="http://schemas.microsoft.com/office/word/2023/wordml/word16du" xmlns:w16sdtdh="http://schemas.microsoft.com/office/word/2020/wordml/sdtdatahash" xmlns:w16sdtfl="http://schemas.microsoft.com/office/word/2024/wordml/sdtformatlock" xmlns:w16se="http://schemas.microsoft.com/office/word/2015/wordml/symex" xmlns:wpg="http://schemas.microsoft.com/office/word/2010/wordprocessingGroup" xmlns:wpi="http://schemas.microsoft.com/office/word/2010/wordprocessingInk" xmlns:wne="http://schemas.microsoft.com/office/word/2006/wordml" xmlns:wps="http://schemas.microsoft.com/office/word/2010/wordprocessingShape" mc:Ignorable="w14 w15 w16se w16cid w16 w16cex w16sdtdh w16sdtfl w16du wp14">
+<w:numbering xmlns:wpc="http://schemas.microsoft.com/office/word/2010/wordprocessingCanvas" xmlns:cx="http://schemas.microsoft.com/office/drawing/2014/chartex" xmlns:cx1="http://schemas.microsoft.com/office/drawing/2015/9/8/chartex" xmlns:cx2="http://schemas.microsoft.com/office/drawing/2015/10/21/chartex" xmlns:cx3="http://schemas.microsoft.com/office/drawing/2016/5/9/chartex" xmlns:cx4="http://schemas.microsoft.com/office/drawing/2016/5/10/chartex" xmlns:cx5="http://schemas.microsoft.com/office/drawing/2016/5/11/chartex" xmlns:cx6="http://schemas.microsoft.com/office/drawing/2016/5/12/chartex" xmlns:cx7="http://schemas.microsoft.com/office/drawing/2016/5/13/chartex" xmlns:cx8="http://schemas.microsoft.com/office/drawing/2016/5/14/chartex" xmlns:mc="http://schemas.openxmlformats.org/markup-compatibility/2006" xmlns:aink="http://schemas.microsoft.com/office/drawing/2016/ink" xmlns:am3d="http://schemas.microsoft.com/office/drawing/2017/model3d" xmlns:o="urn:schemas-microsoft-com:office:office" xmlns:oel="http://schemas.microsoft.com/office/2019/extlst" xmlns:r="http://schemas.openxmlformats.org/officeDocument/2006/relationships" xmlns:m="http://schemas.openxmlformats.org/officeDocument/2006/math" xmlns:v="urn:schemas-microsoft-com:vml" xmlns:wp14="http://schemas.microsoft.com/office/word/2010/wordprocessingDrawing" xmlns:wp="http://schemas.openxmlformats.org/drawingml/2006/wordprocessingDrawing" xmlns:w10="urn:schemas-microsoft-com:office:word" xmlns:w="http://schemas.openxmlformats.org/wordprocessingml/2006/main" xmlns:w14="http://schemas.microsoft.com/office/word/2010/wordml" xmlns:w15="http://schemas.microsoft.com/office/word/2012/wordml" xmlns:w16cex="http://schemas.microsoft.com/office/word/2018/wordml/cex" xmlns:w16cid="http://schemas.microsoft.com/office/word/2016/wordml/cid" xmlns:w16="http://schemas.microsoft.com/office/word/2018/wordml" xmlns:w16du="http://schemas.microsoft.com/office/word/2023/wordml/word16du" xmlns:w16sdtdh="http://schemas.microsoft.com/office/word/2020/wordml/sdtdatahash" xmlns:w16sdtfl="http://schemas.microsoft.com/office/word/2024/wordml/sdtformatlock" xmlns:w16se="http://schemas.microsoft.com/office/word/2015/wordml/symex" xmlns:wpg="http://schemas.microsoft.com/office/word/2010/wordprocessingGroup" xmlns:wpi="http://schemas.microsoft.com/office/word/2010/wordprocessingInk" xmlns:wne="http://schemas.microsoft.com/office/word/2006/wordml" xmlns:wps="http://schemas.microsoft.com/office/word/2010/wordprocessingShape" mc:Ignorable="w14 w15 w16se w16cid w16 w16cex w16sdtdh w16sdtfl w16du wp14">
   <w:abstractNum w:abstractNumId="0" w15:restartNumberingAfterBreak="0">
     <w:nsid w:val="00DA51DC"/>
     <w:multiLevelType w:val="hybridMultilevel"/>
@@ -2784,6 +4274,268 @@
     </w:lvl>
   </w:abstractNum>
   <w:abstractNum w:abstractNumId="2" w15:restartNumberingAfterBreak="0">
+    <w:nsid w:val="05FB0EC6"/>
+    <w:multiLevelType w:val="hybridMultilevel"/>
+    <w:tmpl w:val="E9E21524"/>
+    <w:lvl w:ilvl="0" w:tplc="04090001">
+      <w:start w:val="1"/>
+      <w:numFmt w:val="bullet"/>
+      <w:lvlText w:val=""/>
+      <w:lvlJc w:val="left"/>
+      <w:pPr>
+        <w:ind w:left="1200" w:hanging="480"/>
+      </w:pPr>
+      <w:rPr>
+        <w:rFonts w:ascii="Wingdings" w:hAnsi="Wingdings" w:hint="default"/>
+      </w:rPr>
+    </w:lvl>
+    <w:lvl w:ilvl="1" w:tplc="04090003" w:tentative="1">
+      <w:start w:val="1"/>
+      <w:numFmt w:val="bullet"/>
+      <w:lvlText w:val=""/>
+      <w:lvlJc w:val="left"/>
+      <w:pPr>
+        <w:ind w:left="1680" w:hanging="480"/>
+      </w:pPr>
+      <w:rPr>
+        <w:rFonts w:ascii="Wingdings" w:hAnsi="Wingdings" w:hint="default"/>
+      </w:rPr>
+    </w:lvl>
+    <w:lvl w:ilvl="2" w:tplc="04090005" w:tentative="1">
+      <w:start w:val="1"/>
+      <w:numFmt w:val="bullet"/>
+      <w:lvlText w:val=""/>
+      <w:lvlJc w:val="left"/>
+      <w:pPr>
+        <w:ind w:left="2160" w:hanging="480"/>
+      </w:pPr>
+      <w:rPr>
+        <w:rFonts w:ascii="Wingdings" w:hAnsi="Wingdings" w:hint="default"/>
+      </w:rPr>
+    </w:lvl>
+    <w:lvl w:ilvl="3" w:tplc="04090001" w:tentative="1">
+      <w:start w:val="1"/>
+      <w:numFmt w:val="bullet"/>
+      <w:lvlText w:val=""/>
+      <w:lvlJc w:val="left"/>
+      <w:pPr>
+        <w:ind w:left="2640" w:hanging="480"/>
+      </w:pPr>
+      <w:rPr>
+        <w:rFonts w:ascii="Wingdings" w:hAnsi="Wingdings" w:hint="default"/>
+      </w:rPr>
+    </w:lvl>
+    <w:lvl w:ilvl="4" w:tplc="04090003" w:tentative="1">
+      <w:start w:val="1"/>
+      <w:numFmt w:val="bullet"/>
+      <w:lvlText w:val=""/>
+      <w:lvlJc w:val="left"/>
+      <w:pPr>
+        <w:ind w:left="3120" w:hanging="480"/>
+      </w:pPr>
+      <w:rPr>
+        <w:rFonts w:ascii="Wingdings" w:hAnsi="Wingdings" w:hint="default"/>
+      </w:rPr>
+    </w:lvl>
+    <w:lvl w:ilvl="5" w:tplc="04090005" w:tentative="1">
+      <w:start w:val="1"/>
+      <w:numFmt w:val="bullet"/>
+      <w:lvlText w:val=""/>
+      <w:lvlJc w:val="left"/>
+      <w:pPr>
+        <w:ind w:left="3600" w:hanging="480"/>
+      </w:pPr>
+      <w:rPr>
+        <w:rFonts w:ascii="Wingdings" w:hAnsi="Wingdings" w:hint="default"/>
+      </w:rPr>
+    </w:lvl>
+    <w:lvl w:ilvl="6" w:tplc="04090001" w:tentative="1">
+      <w:start w:val="1"/>
+      <w:numFmt w:val="bullet"/>
+      <w:lvlText w:val=""/>
+      <w:lvlJc w:val="left"/>
+      <w:pPr>
+        <w:ind w:left="4080" w:hanging="480"/>
+      </w:pPr>
+      <w:rPr>
+        <w:rFonts w:ascii="Wingdings" w:hAnsi="Wingdings" w:hint="default"/>
+      </w:rPr>
+    </w:lvl>
+    <w:lvl w:ilvl="7" w:tplc="04090003" w:tentative="1">
+      <w:start w:val="1"/>
+      <w:numFmt w:val="bullet"/>
+      <w:lvlText w:val=""/>
+      <w:lvlJc w:val="left"/>
+      <w:pPr>
+        <w:ind w:left="4560" w:hanging="480"/>
+      </w:pPr>
+      <w:rPr>
+        <w:rFonts w:ascii="Wingdings" w:hAnsi="Wingdings" w:hint="default"/>
+      </w:rPr>
+    </w:lvl>
+    <w:lvl w:ilvl="8" w:tplc="04090005" w:tentative="1">
+      <w:start w:val="1"/>
+      <w:numFmt w:val="bullet"/>
+      <w:lvlText w:val=""/>
+      <w:lvlJc w:val="left"/>
+      <w:pPr>
+        <w:ind w:left="5040" w:hanging="480"/>
+      </w:pPr>
+      <w:rPr>
+        <w:rFonts w:ascii="Wingdings" w:hAnsi="Wingdings" w:hint="default"/>
+      </w:rPr>
+    </w:lvl>
+  </w:abstractNum>
+  <w:abstractNum w:abstractNumId="3" w15:restartNumberingAfterBreak="0">
+    <w:nsid w:val="0BD5162A"/>
+    <w:multiLevelType w:val="multilevel"/>
+    <w:tmpl w:val="E514C12A"/>
+    <w:lvl w:ilvl="0">
+      <w:start w:val="1"/>
+      <w:numFmt w:val="bullet"/>
+      <w:lvlText w:val=""/>
+      <w:lvlJc w:val="left"/>
+      <w:pPr>
+        <w:tabs>
+          <w:tab w:val="num" w:pos="720"/>
+        </w:tabs>
+        <w:ind w:left="720" w:hanging="360"/>
+      </w:pPr>
+      <w:rPr>
+        <w:rFonts w:ascii="Symbol" w:hAnsi="Symbol" w:hint="default"/>
+        <w:sz w:val="20"/>
+      </w:rPr>
+    </w:lvl>
+    <w:lvl w:ilvl="1" w:tentative="1">
+      <w:start w:val="1"/>
+      <w:numFmt w:val="bullet"/>
+      <w:lvlText w:val="o"/>
+      <w:lvlJc w:val="left"/>
+      <w:pPr>
+        <w:tabs>
+          <w:tab w:val="num" w:pos="1440"/>
+        </w:tabs>
+        <w:ind w:left="1440" w:hanging="360"/>
+      </w:pPr>
+      <w:rPr>
+        <w:rFonts w:ascii="Courier New" w:hAnsi="Courier New" w:hint="default"/>
+        <w:sz w:val="20"/>
+      </w:rPr>
+    </w:lvl>
+    <w:lvl w:ilvl="2" w:tentative="1">
+      <w:start w:val="1"/>
+      <w:numFmt w:val="bullet"/>
+      <w:lvlText w:val=""/>
+      <w:lvlJc w:val="left"/>
+      <w:pPr>
+        <w:tabs>
+          <w:tab w:val="num" w:pos="2160"/>
+        </w:tabs>
+        <w:ind w:left="2160" w:hanging="360"/>
+      </w:pPr>
+      <w:rPr>
+        <w:rFonts w:ascii="Wingdings" w:hAnsi="Wingdings" w:hint="default"/>
+        <w:sz w:val="20"/>
+      </w:rPr>
+    </w:lvl>
+    <w:lvl w:ilvl="3" w:tentative="1">
+      <w:start w:val="1"/>
+      <w:numFmt w:val="bullet"/>
+      <w:lvlText w:val=""/>
+      <w:lvlJc w:val="left"/>
+      <w:pPr>
+        <w:tabs>
+          <w:tab w:val="num" w:pos="2880"/>
+        </w:tabs>
+        <w:ind w:left="2880" w:hanging="360"/>
+      </w:pPr>
+      <w:rPr>
+        <w:rFonts w:ascii="Wingdings" w:hAnsi="Wingdings" w:hint="default"/>
+        <w:sz w:val="20"/>
+      </w:rPr>
+    </w:lvl>
+    <w:lvl w:ilvl="4" w:tentative="1">
+      <w:start w:val="1"/>
+      <w:numFmt w:val="bullet"/>
+      <w:lvlText w:val=""/>
+      <w:lvlJc w:val="left"/>
+      <w:pPr>
+        <w:tabs>
+          <w:tab w:val="num" w:pos="3600"/>
+        </w:tabs>
+        <w:ind w:left="3600" w:hanging="360"/>
+      </w:pPr>
+      <w:rPr>
+        <w:rFonts w:ascii="Wingdings" w:hAnsi="Wingdings" w:hint="default"/>
+        <w:sz w:val="20"/>
+      </w:rPr>
+    </w:lvl>
+    <w:lvl w:ilvl="5" w:tentative="1">
+      <w:start w:val="1"/>
+      <w:numFmt w:val="bullet"/>
+      <w:lvlText w:val=""/>
+      <w:lvlJc w:val="left"/>
+      <w:pPr>
+        <w:tabs>
+          <w:tab w:val="num" w:pos="4320"/>
+        </w:tabs>
+        <w:ind w:left="4320" w:hanging="360"/>
+      </w:pPr>
+      <w:rPr>
+        <w:rFonts w:ascii="Wingdings" w:hAnsi="Wingdings" w:hint="default"/>
+        <w:sz w:val="20"/>
+      </w:rPr>
+    </w:lvl>
+    <w:lvl w:ilvl="6" w:tentative="1">
+      <w:start w:val="1"/>
+      <w:numFmt w:val="bullet"/>
+      <w:lvlText w:val=""/>
+      <w:lvlJc w:val="left"/>
+      <w:pPr>
+        <w:tabs>
+          <w:tab w:val="num" w:pos="5040"/>
+        </w:tabs>
+        <w:ind w:left="5040" w:hanging="360"/>
+      </w:pPr>
+      <w:rPr>
+        <w:rFonts w:ascii="Wingdings" w:hAnsi="Wingdings" w:hint="default"/>
+        <w:sz w:val="20"/>
+      </w:rPr>
+    </w:lvl>
+    <w:lvl w:ilvl="7" w:tentative="1">
+      <w:start w:val="1"/>
+      <w:numFmt w:val="bullet"/>
+      <w:lvlText w:val=""/>
+      <w:lvlJc w:val="left"/>
+      <w:pPr>
+        <w:tabs>
+          <w:tab w:val="num" w:pos="5760"/>
+        </w:tabs>
+        <w:ind w:left="5760" w:hanging="360"/>
+      </w:pPr>
+      <w:rPr>
+        <w:rFonts w:ascii="Wingdings" w:hAnsi="Wingdings" w:hint="default"/>
+        <w:sz w:val="20"/>
+      </w:rPr>
+    </w:lvl>
+    <w:lvl w:ilvl="8" w:tentative="1">
+      <w:start w:val="1"/>
+      <w:numFmt w:val="bullet"/>
+      <w:lvlText w:val=""/>
+      <w:lvlJc w:val="left"/>
+      <w:pPr>
+        <w:tabs>
+          <w:tab w:val="num" w:pos="6480"/>
+        </w:tabs>
+        <w:ind w:left="6480" w:hanging="360"/>
+      </w:pPr>
+      <w:rPr>
+        <w:rFonts w:ascii="Wingdings" w:hAnsi="Wingdings" w:hint="default"/>
+        <w:sz w:val="20"/>
+      </w:rPr>
+    </w:lvl>
+  </w:abstractNum>
+  <w:abstractNum w:abstractNumId="4" w15:restartNumberingAfterBreak="0">
     <w:nsid w:val="11E957B0"/>
     <w:multiLevelType w:val="hybridMultilevel"/>
     <w:tmpl w:val="AC2A316A"/>
@@ -2896,7 +4648,120 @@
       </w:rPr>
     </w:lvl>
   </w:abstractNum>
-  <w:abstractNum w:abstractNumId="3" w15:restartNumberingAfterBreak="0">
+  <w:abstractNum w:abstractNumId="5" w15:restartNumberingAfterBreak="0">
+    <w:nsid w:val="14303371"/>
+    <w:multiLevelType w:val="hybridMultilevel"/>
+    <w:tmpl w:val="D91EE7AE"/>
+    <w:lvl w:ilvl="0" w:tplc="04090001">
+      <w:start w:val="1"/>
+      <w:numFmt w:val="bullet"/>
+      <w:lvlText w:val=""/>
+      <w:lvlJc w:val="left"/>
+      <w:pPr>
+        <w:ind w:left="480" w:hanging="480"/>
+      </w:pPr>
+      <w:rPr>
+        <w:rFonts w:ascii="Wingdings" w:hAnsi="Wingdings" w:hint="default"/>
+      </w:rPr>
+    </w:lvl>
+    <w:lvl w:ilvl="1" w:tplc="04090003" w:tentative="1">
+      <w:start w:val="1"/>
+      <w:numFmt w:val="bullet"/>
+      <w:lvlText w:val=""/>
+      <w:lvlJc w:val="left"/>
+      <w:pPr>
+        <w:ind w:left="960" w:hanging="480"/>
+      </w:pPr>
+      <w:rPr>
+        <w:rFonts w:ascii="Wingdings" w:hAnsi="Wingdings" w:hint="default"/>
+      </w:rPr>
+    </w:lvl>
+    <w:lvl w:ilvl="2" w:tplc="04090005" w:tentative="1">
+      <w:start w:val="1"/>
+      <w:numFmt w:val="bullet"/>
+      <w:lvlText w:val=""/>
+      <w:lvlJc w:val="left"/>
+      <w:pPr>
+        <w:ind w:left="1440" w:hanging="480"/>
+      </w:pPr>
+      <w:rPr>
+        <w:rFonts w:ascii="Wingdings" w:hAnsi="Wingdings" w:hint="default"/>
+      </w:rPr>
+    </w:lvl>
+    <w:lvl w:ilvl="3" w:tplc="04090001" w:tentative="1">
+      <w:start w:val="1"/>
+      <w:numFmt w:val="bullet"/>
+      <w:lvlText w:val=""/>
+      <w:lvlJc w:val="left"/>
+      <w:pPr>
+        <w:ind w:left="1920" w:hanging="480"/>
+      </w:pPr>
+      <w:rPr>
+        <w:rFonts w:ascii="Wingdings" w:hAnsi="Wingdings" w:hint="default"/>
+      </w:rPr>
+    </w:lvl>
+    <w:lvl w:ilvl="4" w:tplc="04090003" w:tentative="1">
+      <w:start w:val="1"/>
+      <w:numFmt w:val="bullet"/>
+      <w:lvlText w:val=""/>
+      <w:lvlJc w:val="left"/>
+      <w:pPr>
+        <w:ind w:left="2400" w:hanging="480"/>
+      </w:pPr>
+      <w:rPr>
+        <w:rFonts w:ascii="Wingdings" w:hAnsi="Wingdings" w:hint="default"/>
+      </w:rPr>
+    </w:lvl>
+    <w:lvl w:ilvl="5" w:tplc="04090005" w:tentative="1">
+      <w:start w:val="1"/>
+      <w:numFmt w:val="bullet"/>
+      <w:lvlText w:val=""/>
+      <w:lvlJc w:val="left"/>
+      <w:pPr>
+        <w:ind w:left="2880" w:hanging="480"/>
+      </w:pPr>
+      <w:rPr>
+        <w:rFonts w:ascii="Wingdings" w:hAnsi="Wingdings" w:hint="default"/>
+      </w:rPr>
+    </w:lvl>
+    <w:lvl w:ilvl="6" w:tplc="04090001" w:tentative="1">
+      <w:start w:val="1"/>
+      <w:numFmt w:val="bullet"/>
+      <w:lvlText w:val=""/>
+      <w:lvlJc w:val="left"/>
+      <w:pPr>
+        <w:ind w:left="3360" w:hanging="480"/>
+      </w:pPr>
+      <w:rPr>
+        <w:rFonts w:ascii="Wingdings" w:hAnsi="Wingdings" w:hint="default"/>
+      </w:rPr>
+    </w:lvl>
+    <w:lvl w:ilvl="7" w:tplc="04090003" w:tentative="1">
+      <w:start w:val="1"/>
+      <w:numFmt w:val="bullet"/>
+      <w:lvlText w:val=""/>
+      <w:lvlJc w:val="left"/>
+      <w:pPr>
+        <w:ind w:left="3840" w:hanging="480"/>
+      </w:pPr>
+      <w:rPr>
+        <w:rFonts w:ascii="Wingdings" w:hAnsi="Wingdings" w:hint="default"/>
+      </w:rPr>
+    </w:lvl>
+    <w:lvl w:ilvl="8" w:tplc="04090005" w:tentative="1">
+      <w:start w:val="1"/>
+      <w:numFmt w:val="bullet"/>
+      <w:lvlText w:val=""/>
+      <w:lvlJc w:val="left"/>
+      <w:pPr>
+        <w:ind w:left="4320" w:hanging="480"/>
+      </w:pPr>
+      <w:rPr>
+        <w:rFonts w:ascii="Wingdings" w:hAnsi="Wingdings" w:hint="default"/>
+      </w:rPr>
+    </w:lvl>
+  </w:abstractNum>
+  <w:abstractNum w:abstractNumId="6" w15:restartNumberingAfterBreak="0">
     <w:nsid w:val="1A5C757F"/>
     <w:multiLevelType w:val="multilevel"/>
     <w:tmpl w:val="D9066E40"/>
@@ -3045,7 +4910,7 @@
       </w:rPr>
     </w:lvl>
   </w:abstractNum>
-  <w:abstractNum w:abstractNumId="4" w15:restartNumberingAfterBreak="0">
+  <w:abstractNum w:abstractNumId="7" w15:restartNumberingAfterBreak="0">
     <w:nsid w:val="1ADE7B6E"/>
     <w:multiLevelType w:val="hybridMultilevel"/>
     <w:tmpl w:val="D6925B9C"/>
@@ -3158,7 +5023,156 @@
       </w:rPr>
     </w:lvl>
   </w:abstractNum>
-  <w:abstractNum w:abstractNumId="5" w15:restartNumberingAfterBreak="0">
+  <w:abstractNum w:abstractNumId="8" w15:restartNumberingAfterBreak="0">
+    <w:nsid w:val="1B3A3A72"/>
+    <w:multiLevelType w:val="multilevel"/>
+    <w:tmpl w:val="A84269EE"/>
+    <w:lvl w:ilvl="0">
+      <w:start w:val="1"/>
+      <w:numFmt w:val="bullet"/>
+      <w:lvlText w:val=""/>
+      <w:lvlJc w:val="left"/>
+      <w:pPr>
+        <w:tabs>
+          <w:tab w:val="num" w:pos="720"/>
+        </w:tabs>
+        <w:ind w:left="720" w:hanging="360"/>
+      </w:pPr>
+      <w:rPr>
+        <w:rFonts w:ascii="Symbol" w:hAnsi="Symbol" w:hint="default"/>
+        <w:sz w:val="20"/>
+      </w:rPr>
+    </w:lvl>
+    <w:lvl w:ilvl="1" w:tentative="1">
+      <w:start w:val="1"/>
+      <w:numFmt w:val="bullet"/>
+      <w:lvlText w:val="o"/>
+      <w:lvlJc w:val="left"/>
+      <w:pPr>
+        <w:tabs>
+          <w:tab w:val="num" w:pos="1440"/>
+        </w:tabs>
+        <w:ind w:left="1440" w:hanging="360"/>
+      </w:pPr>
+      <w:rPr>
+        <w:rFonts w:ascii="Courier New" w:hAnsi="Courier New" w:hint="default"/>
+        <w:sz w:val="20"/>
+      </w:rPr>
+    </w:lvl>
+    <w:lvl w:ilvl="2" w:tentative="1">
+      <w:start w:val="1"/>
+      <w:numFmt w:val="bullet"/>
+      <w:lvlText w:val=""/>
+      <w:lvlJc w:val="left"/>
+      <w:pPr>
+        <w:tabs>
+          <w:tab w:val="num" w:pos="2160"/>
+        </w:tabs>
+        <w:ind w:left="2160" w:hanging="360"/>
+      </w:pPr>
+      <w:rPr>
+        <w:rFonts w:ascii="Wingdings" w:hAnsi="Wingdings" w:hint="default"/>
+        <w:sz w:val="20"/>
+      </w:rPr>
+    </w:lvl>
+    <w:lvl w:ilvl="3" w:tentative="1">
+      <w:start w:val="1"/>
+      <w:numFmt w:val="bullet"/>
+      <w:lvlText w:val=""/>
+      <w:lvlJc w:val="left"/>
+      <w:pPr>
+        <w:tabs>
+          <w:tab w:val="num" w:pos="2880"/>
+        </w:tabs>
+        <w:ind w:left="2880" w:hanging="360"/>
+      </w:pPr>
+      <w:rPr>
+        <w:rFonts w:ascii="Wingdings" w:hAnsi="Wingdings" w:hint="default"/>
+        <w:sz w:val="20"/>
+      </w:rPr>
+    </w:lvl>
+    <w:lvl w:ilvl="4" w:tentative="1">
+      <w:start w:val="1"/>
+      <w:numFmt w:val="bullet"/>
+      <w:lvlText w:val=""/>
+      <w:lvlJc w:val="left"/>
+      <w:pPr>
+        <w:tabs>
+          <w:tab w:val="num" w:pos="3600"/>
+        </w:tabs>
+        <w:ind w:left="3600" w:hanging="360"/>
+      </w:pPr>
+      <w:rPr>
+        <w:rFonts w:ascii="Wingdings" w:hAnsi="Wingdings" w:hint="default"/>
+        <w:sz w:val="20"/>
+      </w:rPr>
+    </w:lvl>
+    <w:lvl w:ilvl="5" w:tentative="1">
+      <w:start w:val="1"/>
+      <w:numFmt w:val="bullet"/>
+      <w:lvlText w:val=""/>
+      <w:lvlJc w:val="left"/>
+      <w:pPr>
+        <w:tabs>
+          <w:tab w:val="num" w:pos="4320"/>
+        </w:tabs>
+        <w:ind w:left="4320" w:hanging="360"/>
+      </w:pPr>
+      <w:rPr>
+        <w:rFonts w:ascii="Wingdings" w:hAnsi="Wingdings" w:hint="default"/>
+        <w:sz w:val="20"/>
+      </w:rPr>
+    </w:lvl>
+    <w:lvl w:ilvl="6" w:tentative="1">
+      <w:start w:val="1"/>
+      <w:numFmt w:val="bullet"/>
+      <w:lvlText w:val=""/>
+      <w:lvlJc w:val="left"/>
+      <w:pPr>
+        <w:tabs>
+          <w:tab w:val="num" w:pos="5040"/>
+        </w:tabs>
+        <w:ind w:left="5040" w:hanging="360"/>
+      </w:pPr>
+      <w:rPr>
+        <w:rFonts w:ascii="Wingdings" w:hAnsi="Wingdings" w:hint="default"/>
+        <w:sz w:val="20"/>
+      </w:rPr>
+    </w:lvl>
+    <w:lvl w:ilvl="7" w:tentative="1">
+      <w:start w:val="1"/>
+      <w:numFmt w:val="bullet"/>
+      <w:lvlText w:val=""/>
+      <w:lvlJc w:val="left"/>
+      <w:pPr>
+        <w:tabs>
+          <w:tab w:val="num" w:pos="5760"/>
+        </w:tabs>
+        <w:ind w:left="5760" w:hanging="360"/>
+      </w:pPr>
+      <w:rPr>
+        <w:rFonts w:ascii="Wingdings" w:hAnsi="Wingdings" w:hint="default"/>
+        <w:sz w:val="20"/>
+      </w:rPr>
+    </w:lvl>
+    <w:lvl w:ilvl="8" w:tentative="1">
+      <w:start w:val="1"/>
+      <w:numFmt w:val="bullet"/>
+      <w:lvlText w:val=""/>
+      <w:lvlJc w:val="left"/>
+      <w:pPr>
+        <w:tabs>
+          <w:tab w:val="num" w:pos="6480"/>
+        </w:tabs>
+        <w:ind w:left="6480" w:hanging="360"/>
+      </w:pPr>
+      <w:rPr>
+        <w:rFonts w:ascii="Wingdings" w:hAnsi="Wingdings" w:hint="default"/>
+        <w:sz w:val="20"/>
+      </w:rPr>
+    </w:lvl>
+  </w:abstractNum>
+  <w:abstractNum w:abstractNumId="9" w15:restartNumberingAfterBreak="0">
     <w:nsid w:val="1CDE2280"/>
     <w:multiLevelType w:val="hybridMultilevel"/>
     <w:tmpl w:val="665E8282"/>
@@ -3244,7 +5258,7 @@
       </w:pPr>
     </w:lvl>
   </w:abstractNum>
-  <w:abstractNum w:abstractNumId="6" w15:restartNumberingAfterBreak="0">
+  <w:abstractNum w:abstractNumId="10" w15:restartNumberingAfterBreak="0">
     <w:nsid w:val="247C54F3"/>
     <w:multiLevelType w:val="hybridMultilevel"/>
     <w:tmpl w:val="8F0E8E90"/>
@@ -3330,7 +5344,7 @@
       </w:pPr>
     </w:lvl>
   </w:abstractNum>
-  <w:abstractNum w:abstractNumId="7" w15:restartNumberingAfterBreak="0">
+  <w:abstractNum w:abstractNumId="11" w15:restartNumberingAfterBreak="0">
     <w:nsid w:val="25F42E60"/>
     <w:multiLevelType w:val="hybridMultilevel"/>
     <w:tmpl w:val="9574F340"/>
@@ -3443,7 +5457,7 @@
       </w:rPr>
     </w:lvl>
   </w:abstractNum>
-  <w:abstractNum w:abstractNumId="8" w15:restartNumberingAfterBreak="0">
+  <w:abstractNum w:abstractNumId="12" w15:restartNumberingAfterBreak="0">
     <w:nsid w:val="2A4302B4"/>
     <w:multiLevelType w:val="multilevel"/>
     <w:tmpl w:val="E3F85BDE"/>
@@ -3592,7 +5606,7 @@
       </w:rPr>
     </w:lvl>
   </w:abstractNum>
-  <w:abstractNum w:abstractNumId="9" w15:restartNumberingAfterBreak="0">
+  <w:abstractNum w:abstractNumId="13" w15:restartNumberingAfterBreak="0">
     <w:nsid w:val="2FA0568E"/>
     <w:multiLevelType w:val="multilevel"/>
     <w:tmpl w:val="B356A130"/>
@@ -3741,7 +5755,7 @@
       </w:rPr>
     </w:lvl>
   </w:abstractNum>
-  <w:abstractNum w:abstractNumId="10" w15:restartNumberingAfterBreak="0">
+  <w:abstractNum w:abstractNumId="14" w15:restartNumberingAfterBreak="0">
     <w:nsid w:val="37962758"/>
     <w:multiLevelType w:val="hybridMultilevel"/>
     <w:tmpl w:val="348EAC3E"/>
@@ -3854,7 +5868,7 @@
       </w:rPr>
     </w:lvl>
   </w:abstractNum>
-  <w:abstractNum w:abstractNumId="11" w15:restartNumberingAfterBreak="0">
+  <w:abstractNum w:abstractNumId="15" w15:restartNumberingAfterBreak="0">
     <w:nsid w:val="41477951"/>
     <w:multiLevelType w:val="hybridMultilevel"/>
     <w:tmpl w:val="DA6E4494"/>
@@ -3967,7 +5981,7 @@
       </w:rPr>
     </w:lvl>
   </w:abstractNum>
-  <w:abstractNum w:abstractNumId="12" w15:restartNumberingAfterBreak="0">
+  <w:abstractNum w:abstractNumId="16" w15:restartNumberingAfterBreak="0">
     <w:nsid w:val="51F27FFD"/>
     <w:multiLevelType w:val="multilevel"/>
     <w:tmpl w:val="C1C66836"/>
@@ -4116,7 +6130,7 @@
       </w:rPr>
     </w:lvl>
   </w:abstractNum>
-  <w:abstractNum w:abstractNumId="13" w15:restartNumberingAfterBreak="0">
+  <w:abstractNum w:abstractNumId="17" w15:restartNumberingAfterBreak="0">
     <w:nsid w:val="520F4B7F"/>
     <w:multiLevelType w:val="hybridMultilevel"/>
     <w:tmpl w:val="26BE9CDE"/>
@@ -4202,7 +6216,120 @@
       </w:pPr>
     </w:lvl>
   </w:abstractNum>
-  <w:abstractNum w:abstractNumId="14" w15:restartNumberingAfterBreak="0">
+  <w:abstractNum w:abstractNumId="18" w15:restartNumberingAfterBreak="0">
+    <w:nsid w:val="593178F6"/>
+    <w:multiLevelType w:val="hybridMultilevel"/>
+    <w:tmpl w:val="A878978E"/>
+    <w:lvl w:ilvl="0" w:tplc="04090001">
+      <w:start w:val="1"/>
+      <w:numFmt w:val="bullet"/>
+      <w:lvlText w:val=""/>
+      <w:lvlJc w:val="left"/>
+      <w:pPr>
+        <w:ind w:left="480" w:hanging="480"/>
+      </w:pPr>
+      <w:rPr>
+        <w:rFonts w:ascii="Wingdings" w:hAnsi="Wingdings" w:hint="default"/>
+      </w:rPr>
+    </w:lvl>
+    <w:lvl w:ilvl="1" w:tplc="04090003" w:tentative="1">
+      <w:start w:val="1"/>
+      <w:numFmt w:val="bullet"/>
+      <w:lvlText w:val=""/>
+      <w:lvlJc w:val="left"/>
+      <w:pPr>
+        <w:ind w:left="960" w:hanging="480"/>
+      </w:pPr>
+      <w:rPr>
+        <w:rFonts w:ascii="Wingdings" w:hAnsi="Wingdings" w:hint="default"/>
+      </w:rPr>
+    </w:lvl>
+    <w:lvl w:ilvl="2" w:tplc="04090005" w:tentative="1">
+      <w:start w:val="1"/>
+      <w:numFmt w:val="bullet"/>
+      <w:lvlText w:val=""/>
+      <w:lvlJc w:val="left"/>
+      <w:pPr>
+        <w:ind w:left="1440" w:hanging="480"/>
+      </w:pPr>
+      <w:rPr>
+        <w:rFonts w:ascii="Wingdings" w:hAnsi="Wingdings" w:hint="default"/>
+      </w:rPr>
+    </w:lvl>
+    <w:lvl w:ilvl="3" w:tplc="04090001" w:tentative="1">
+      <w:start w:val="1"/>
+      <w:numFmt w:val="bullet"/>
+      <w:lvlText w:val=""/>
+      <w:lvlJc w:val="left"/>
+      <w:pPr>
+        <w:ind w:left="1920" w:hanging="480"/>
+      </w:pPr>
+      <w:rPr>
+        <w:rFonts w:ascii="Wingdings" w:hAnsi="Wingdings" w:hint="default"/>
+      </w:rPr>
+    </w:lvl>
+    <w:lvl w:ilvl="4" w:tplc="04090003" w:tentative="1">
+      <w:start w:val="1"/>
+      <w:numFmt w:val="bullet"/>
+      <w:lvlText w:val=""/>
+      <w:lvlJc w:val="left"/>
+      <w:pPr>
+        <w:ind w:left="2400" w:hanging="480"/>
+      </w:pPr>
+      <w:rPr>
+        <w:rFonts w:ascii="Wingdings" w:hAnsi="Wingdings" w:hint="default"/>
+      </w:rPr>
+    </w:lvl>
+    <w:lvl w:ilvl="5" w:tplc="04090005" w:tentative="1">
+      <w:start w:val="1"/>
+      <w:numFmt w:val="bullet"/>
+      <w:lvlText w:val=""/>
+      <w:lvlJc w:val="left"/>
+      <w:pPr>
+        <w:ind w:left="2880" w:hanging="480"/>
+      </w:pPr>
+      <w:rPr>
+        <w:rFonts w:ascii="Wingdings" w:hAnsi="Wingdings" w:hint="default"/>
+      </w:rPr>
+    </w:lvl>
+    <w:lvl w:ilvl="6" w:tplc="04090001" w:tentative="1">
+      <w:start w:val="1"/>
+      <w:numFmt w:val="bullet"/>
+      <w:lvlText w:val=""/>
+      <w:lvlJc w:val="left"/>
+      <w:pPr>
+        <w:ind w:left="3360" w:hanging="480"/>
+      </w:pPr>
+      <w:rPr>
+        <w:rFonts w:ascii="Wingdings" w:hAnsi="Wingdings" w:hint="default"/>
+      </w:rPr>
+    </w:lvl>
+    <w:lvl w:ilvl="7" w:tplc="04090003" w:tentative="1">
+      <w:start w:val="1"/>
+      <w:numFmt w:val="bullet"/>
+      <w:lvlText w:val=""/>
+      <w:lvlJc w:val="left"/>
+      <w:pPr>
+        <w:ind w:left="3840" w:hanging="480"/>
+      </w:pPr>
+      <w:rPr>
+        <w:rFonts w:ascii="Wingdings" w:hAnsi="Wingdings" w:hint="default"/>
+      </w:rPr>
+    </w:lvl>
+    <w:lvl w:ilvl="8" w:tplc="04090005" w:tentative="1">
+      <w:start w:val="1"/>
+      <w:numFmt w:val="bullet"/>
+      <w:lvlText w:val=""/>
+      <w:lvlJc w:val="left"/>
+      <w:pPr>
+        <w:ind w:left="4320" w:hanging="480"/>
+      </w:pPr>
+      <w:rPr>
+        <w:rFonts w:ascii="Wingdings" w:hAnsi="Wingdings" w:hint="default"/>
+      </w:rPr>
+    </w:lvl>
+  </w:abstractNum>
+  <w:abstractNum w:abstractNumId="19" w15:restartNumberingAfterBreak="0">
     <w:nsid w:val="5E675699"/>
     <w:multiLevelType w:val="hybridMultilevel"/>
     <w:tmpl w:val="CCB60158"/>
@@ -4288,7 +6415,7 @@
       </w:pPr>
     </w:lvl>
   </w:abstractNum>
-  <w:abstractNum w:abstractNumId="15" w15:restartNumberingAfterBreak="0">
+  <w:abstractNum w:abstractNumId="20" w15:restartNumberingAfterBreak="0">
     <w:nsid w:val="62576130"/>
     <w:multiLevelType w:val="multilevel"/>
     <w:tmpl w:val="7FFC8EB8"/>
@@ -4437,7 +6564,7 @@
       </w:rPr>
     </w:lvl>
   </w:abstractNum>
-  <w:abstractNum w:abstractNumId="16" w15:restartNumberingAfterBreak="0">
+  <w:abstractNum w:abstractNumId="21" w15:restartNumberingAfterBreak="0">
     <w:nsid w:val="643C3128"/>
     <w:multiLevelType w:val="multilevel"/>
     <w:tmpl w:val="F94459AA"/>
@@ -4586,7 +6713,7 @@
       </w:rPr>
     </w:lvl>
   </w:abstractNum>
-  <w:abstractNum w:abstractNumId="17" w15:restartNumberingAfterBreak="0">
+  <w:abstractNum w:abstractNumId="22" w15:restartNumberingAfterBreak="0">
     <w:nsid w:val="65AD7CD3"/>
     <w:multiLevelType w:val="multilevel"/>
     <w:tmpl w:val="DEE0C5E4"/>
@@ -4699,7 +6826,7 @@
       </w:pPr>
     </w:lvl>
   </w:abstractNum>
-  <w:abstractNum w:abstractNumId="18" w15:restartNumberingAfterBreak="0">
+  <w:abstractNum w:abstractNumId="23" w15:restartNumberingAfterBreak="0">
     <w:nsid w:val="78BC090E"/>
     <w:multiLevelType w:val="hybridMultilevel"/>
     <w:tmpl w:val="11D0D7AA"/>
@@ -4785,50 +6912,163 @@
       </w:pPr>
     </w:lvl>
   </w:abstractNum>
+  <w:abstractNum w:abstractNumId="24" w15:restartNumberingAfterBreak="0">
+    <w:nsid w:val="7C261D6A"/>
+    <w:multiLevelType w:val="hybridMultilevel"/>
+    <w:tmpl w:val="25F2403A"/>
+    <w:lvl w:ilvl="0" w:tplc="04090001">
+      <w:start w:val="1"/>
+      <w:numFmt w:val="bullet"/>
+      <w:lvlText w:val=""/>
+      <w:lvlJc w:val="left"/>
+      <w:pPr>
+        <w:ind w:left="480" w:hanging="480"/>
+      </w:pPr>
+      <w:rPr>
+        <w:rFonts w:ascii="Wingdings" w:hAnsi="Wingdings" w:hint="default"/>
+      </w:rPr>
+    </w:lvl>
+    <w:lvl w:ilvl="1" w:tplc="04090003" w:tentative="1">
+      <w:start w:val="1"/>
+      <w:numFmt w:val="bullet"/>
+      <w:lvlText w:val=""/>
+      <w:lvlJc w:val="left"/>
+      <w:pPr>
+        <w:ind w:left="960" w:hanging="480"/>
+      </w:pPr>
+      <w:rPr>
+        <w:rFonts w:ascii="Wingdings" w:hAnsi="Wingdings" w:hint="default"/>
+      </w:rPr>
+    </w:lvl>
+    <w:lvl w:ilvl="2" w:tplc="04090005" w:tentative="1">
+      <w:start w:val="1"/>
+      <w:numFmt w:val="bullet"/>
+      <w:lvlText w:val=""/>
+      <w:lvlJc w:val="left"/>
+      <w:pPr>
+        <w:ind w:left="1440" w:hanging="480"/>
+      </w:pPr>
+      <w:rPr>
+        <w:rFonts w:ascii="Wingdings" w:hAnsi="Wingdings" w:hint="default"/>
+      </w:rPr>
+    </w:lvl>
+    <w:lvl w:ilvl="3" w:tplc="04090001" w:tentative="1">
+      <w:start w:val="1"/>
+      <w:numFmt w:val="bullet"/>
+      <w:lvlText w:val=""/>
+      <w:lvlJc w:val="left"/>
+      <w:pPr>
+        <w:ind w:left="1920" w:hanging="480"/>
+      </w:pPr>
+      <w:rPr>
+        <w:rFonts w:ascii="Wingdings" w:hAnsi="Wingdings" w:hint="default"/>
+      </w:rPr>
+    </w:lvl>
+    <w:lvl w:ilvl="4" w:tplc="04090003" w:tentative="1">
+      <w:start w:val="1"/>
+      <w:numFmt w:val="bullet"/>
+      <w:lvlText w:val=""/>
+      <w:lvlJc w:val="left"/>
+      <w:pPr>
+        <w:ind w:left="2400" w:hanging="480"/>
+      </w:pPr>
+      <w:rPr>
+        <w:rFonts w:ascii="Wingdings" w:hAnsi="Wingdings" w:hint="default"/>
+      </w:rPr>
+    </w:lvl>
+    <w:lvl w:ilvl="5" w:tplc="04090005" w:tentative="1">
+      <w:start w:val="1"/>
+      <w:numFmt w:val="bullet"/>
+      <w:lvlText w:val=""/>
+      <w:lvlJc w:val="left"/>
+      <w:pPr>
+        <w:ind w:left="2880" w:hanging="480"/>
+      </w:pPr>
+      <w:rPr>
+        <w:rFonts w:ascii="Wingdings" w:hAnsi="Wingdings" w:hint="default"/>
+      </w:rPr>
+    </w:lvl>
+    <w:lvl w:ilvl="6" w:tplc="04090001" w:tentative="1">
+      <w:start w:val="1"/>
+      <w:numFmt w:val="bullet"/>
+      <w:lvlText w:val=""/>
+      <w:lvlJc w:val="left"/>
+      <w:pPr>
+        <w:ind w:left="3360" w:hanging="480"/>
+      </w:pPr>
+      <w:rPr>
+        <w:rFonts w:ascii="Wingdings" w:hAnsi="Wingdings" w:hint="default"/>
+      </w:rPr>
+    </w:lvl>
+    <w:lvl w:ilvl="7" w:tplc="04090003" w:tentative="1">
+      <w:start w:val="1"/>
+      <w:numFmt w:val="bullet"/>
+      <w:lvlText w:val=""/>
+      <w:lvlJc w:val="left"/>
+      <w:pPr>
+        <w:ind w:left="3840" w:hanging="480"/>
+      </w:pPr>
+      <w:rPr>
+        <w:rFonts w:ascii="Wingdings" w:hAnsi="Wingdings" w:hint="default"/>
+      </w:rPr>
+    </w:lvl>
+    <w:lvl w:ilvl="8" w:tplc="04090005" w:tentative="1">
+      <w:start w:val="1"/>
+      <w:numFmt w:val="bullet"/>
+      <w:lvlText w:val=""/>
+      <w:lvlJc w:val="left"/>
+      <w:pPr>
+        <w:ind w:left="4320" w:hanging="480"/>
+      </w:pPr>
+      <w:rPr>
+        <w:rFonts w:ascii="Wingdings" w:hAnsi="Wingdings" w:hint="default"/>
+      </w:rPr>
+    </w:lvl>
+  </w:abstractNum>
   <w:num w:numId="1" w16cid:durableId="824736155">
+    <w:abstractNumId w:val="22"/>
+  </w:num>
+  <w:num w:numId="2" w16cid:durableId="1473324511">
+    <w:abstractNumId w:val="11"/>
+  </w:num>
+  <w:num w:numId="3" w16cid:durableId="1758015560">
+    <w:abstractNumId w:val="15"/>
+  </w:num>
+  <w:num w:numId="4" w16cid:durableId="836336971">
+    <w:abstractNumId w:val="23"/>
+  </w:num>
+  <w:num w:numId="5" w16cid:durableId="209073913">
+    <w:abstractNumId w:val="13"/>
+  </w:num>
+  <w:num w:numId="6" w16cid:durableId="850804450">
+    <w:abstractNumId w:val="14"/>
+  </w:num>
+  <w:num w:numId="7" w16cid:durableId="1668361038">
+    <w:abstractNumId w:val="12"/>
+  </w:num>
+  <w:num w:numId="8" w16cid:durableId="1971283336">
     <w:abstractNumId w:val="17"/>
   </w:num>
-  <w:num w:numId="2" w16cid:durableId="1473324511">
+  <w:num w:numId="9" w16cid:durableId="1751467460">
+    <w:abstractNumId w:val="20"/>
+  </w:num>
+  <w:num w:numId="10" w16cid:durableId="956107343">
     <w:abstractNumId w:val="7"/>
   </w:num>
-  <w:num w:numId="3" w16cid:durableId="1758015560">
-    <w:abstractNumId w:val="11"/>
+  <w:num w:numId="11" w16cid:durableId="294793285">
+    <w:abstractNumId w:val="6"/>
   </w:num>
-  <w:num w:numId="4" w16cid:durableId="836336971">
-    <w:abstractNumId w:val="18"/>
-  </w:num>
-  <w:num w:numId="5" w16cid:durableId="209073913">
+  <w:num w:numId="12" w16cid:durableId="273027690">
     <w:abstractNumId w:val="9"/>
   </w:num>
-  <w:num w:numId="6" w16cid:durableId="850804450">
-    <w:abstractNumId w:val="10"/>
-  </w:num>
-  <w:num w:numId="7" w16cid:durableId="1668361038">
-    <w:abstractNumId w:val="8"/>
-  </w:num>
-  <w:num w:numId="8" w16cid:durableId="1971283336">
-    <w:abstractNumId w:val="13"/>
-  </w:num>
-  <w:num w:numId="9" w16cid:durableId="1751467460">
-    <w:abstractNumId w:val="15"/>
-  </w:num>
-  <w:num w:numId="10" w16cid:durableId="956107343">
+  <w:num w:numId="13" w16cid:durableId="732973237">
     <w:abstractNumId w:val="4"/>
   </w:num>
-  <w:num w:numId="11" w16cid:durableId="294793285">
-    <w:abstractNumId w:val="3"/>
-  </w:num>
-  <w:num w:numId="12" w16cid:durableId="273027690">
-    <w:abstractNumId w:val="5"/>
-  </w:num>
-  <w:num w:numId="13" w16cid:durableId="732973237">
-    <w:abstractNumId w:val="2"/>
-  </w:num>
   <w:num w:numId="14" w16cid:durableId="467404241">
-    <w:abstractNumId w:val="16"/>
+    <w:abstractNumId w:val="21"/>
   </w:num>
   <w:num w:numId="15" w16cid:durableId="547297960">
-    <w:abstractNumId w:val="12"/>
+    <w:abstractNumId w:val="16"/>
   </w:num>
   <w:num w:numId="16" w16cid:durableId="1958219139">
     <w:abstractNumId w:val="1"/>
@@ -4837,10 +7077,28 @@
     <w:abstractNumId w:val="0"/>
   </w:num>
   <w:num w:numId="18" w16cid:durableId="2004893960">
-    <w:abstractNumId w:val="6"/>
+    <w:abstractNumId w:val="10"/>
   </w:num>
   <w:num w:numId="19" w16cid:durableId="1140264555">
-    <w:abstractNumId w:val="14"/>
+    <w:abstractNumId w:val="19"/>
+  </w:num>
+  <w:num w:numId="20" w16cid:durableId="1781489435">
+    <w:abstractNumId w:val="18"/>
+  </w:num>
+  <w:num w:numId="21" w16cid:durableId="2145266232">
+    <w:abstractNumId w:val="3"/>
+  </w:num>
+  <w:num w:numId="22" w16cid:durableId="2077167393">
+    <w:abstractNumId w:val="2"/>
+  </w:num>
+  <w:num w:numId="23" w16cid:durableId="1983802351">
+    <w:abstractNumId w:val="24"/>
+  </w:num>
+  <w:num w:numId="24" w16cid:durableId="719591758">
+    <w:abstractNumId w:val="8"/>
+  </w:num>
+  <w:num w:numId="25" w16cid:durableId="963971919">
+    <w:abstractNumId w:val="5"/>
   </w:num>
 </w:numbering>
 </file>
@@ -5448,6 +7706,7 @@
   <w:style w:type="character" w:default="1" w:styleId="a0">
     <w:name w:val="Default Paragraph Font"/>
     <w:uiPriority w:val="1"/>
+    <w:semiHidden/>
     <w:unhideWhenUsed/>
   </w:style>
   <w:style w:type="table" w:default="1" w:styleId="a1">
